--- a/setup/install_instructions.docx
+++ b/setup/install_instructions.docx
@@ -1,45 +1,46 @@
 
 <file path=word/document.xml><?xml version="1.0" encoding="utf-8"?>
-<w:document xmlns:wpc="http://schemas.microsoft.com/office/word/2010/wordprocessingCanvas" xmlns:cx="http://schemas.microsoft.com/office/drawing/2014/chartex" xmlns:cx1="http://schemas.microsoft.com/office/drawing/2015/9/8/chartex" xmlns:cx2="http://schemas.microsoft.com/office/drawing/2015/10/21/chartex" xmlns:cx3="http://schemas.microsoft.com/office/drawing/2016/5/9/chartex" xmlns:cx4="http://schemas.microsoft.com/office/drawing/2016/5/10/chartex" xmlns:cx5="http://schemas.microsoft.com/office/drawing/2016/5/11/chartex" xmlns:cx6="http://schemas.microsoft.com/office/drawing/2016/5/12/chartex" xmlns:cx7="http://schemas.microsoft.com/office/drawing/2016/5/13/chartex" xmlns:cx8="http://schemas.microsoft.com/office/drawing/2016/5/14/chartex" xmlns:mc="http://schemas.openxmlformats.org/markup-compatibility/2006" xmlns:aink="http://schemas.microsoft.com/office/drawing/2016/ink" xmlns:am3d="http://schemas.microsoft.com/office/drawing/2017/model3d" xmlns:o="urn:schemas-microsoft-com:office:office" xmlns:oel="http://schemas.microsoft.com/office/2019/extlst" xmlns:r="http://schemas.openxmlformats.org/officeDocument/2006/relationships" xmlns:m="http://schemas.openxmlformats.org/officeDocument/2006/math" xmlns:v="urn:schemas-microsoft-com:vml" xmlns:wp14="http://schemas.microsoft.com/office/word/2010/wordprocessingDrawing" xmlns:wp="http://schemas.openxmlformats.org/drawingml/2006/wordprocessingDrawing" xmlns:w10="urn:schemas-microsoft-com:office:word" xmlns:w="http://schemas.openxmlformats.org/wordprocessingml/2006/main" xmlns:w14="http://schemas.microsoft.com/office/word/2010/wordml" xmlns:w15="http://schemas.microsoft.com/office/word/2012/wordml" xmlns:w16cex="http://schemas.microsoft.com/office/word/2018/wordml/cex" xmlns:w16cid="http://schemas.microsoft.com/office/word/2016/wordml/cid" xmlns:w16="http://schemas.microsoft.com/office/word/2018/wordml" xmlns:w16sdtdh="http://schemas.microsoft.com/office/word/2020/wordml/sdtdatahash" xmlns:w16se="http://schemas.microsoft.com/office/word/2015/wordml/symex" xmlns:wpg="http://schemas.microsoft.com/office/word/2010/wordprocessingGroup" xmlns:wpi="http://schemas.microsoft.com/office/word/2010/wordprocessingInk" xmlns:wne="http://schemas.microsoft.com/office/word/2006/wordml" xmlns:wps="http://schemas.microsoft.com/office/word/2010/wordprocessingShape" mc:Ignorable="w14 w15 w16se w16cid w16 w16cex w16sdtdh wp14">
+<w:document xmlns:wpc="http://schemas.microsoft.com/office/word/2010/wordprocessingCanvas" xmlns:cx="http://schemas.microsoft.com/office/drawing/2014/chartex" xmlns:cx1="http://schemas.microsoft.com/office/drawing/2015/9/8/chartex" xmlns:cx2="http://schemas.microsoft.com/office/drawing/2015/10/21/chartex" xmlns:cx3="http://schemas.microsoft.com/office/drawing/2016/5/9/chartex" xmlns:cx4="http://schemas.microsoft.com/office/drawing/2016/5/10/chartex" xmlns:cx5="http://schemas.microsoft.com/office/drawing/2016/5/11/chartex" xmlns:cx6="http://schemas.microsoft.com/office/drawing/2016/5/12/chartex" xmlns:cx7="http://schemas.microsoft.com/office/drawing/2016/5/13/chartex" xmlns:cx8="http://schemas.microsoft.com/office/drawing/2016/5/14/chartex" xmlns:mc="http://schemas.openxmlformats.org/markup-compatibility/2006" xmlns:aink="http://schemas.microsoft.com/office/drawing/2016/ink" xmlns:am3d="http://schemas.microsoft.com/office/drawing/2017/model3d" xmlns:o="urn:schemas-microsoft-com:office:office" xmlns:oel="http://schemas.microsoft.com/office/2019/extlst" xmlns:r="http://schemas.openxmlformats.org/officeDocument/2006/relationships" xmlns:m="http://schemas.openxmlformats.org/officeDocument/2006/math" xmlns:v="urn:schemas-microsoft-com:vml" xmlns:wp14="http://schemas.microsoft.com/office/word/2010/wordprocessingDrawing" xmlns:wp="http://schemas.openxmlformats.org/drawingml/2006/wordprocessingDrawing" xmlns:w10="urn:schemas-microsoft-com:office:word" xmlns:w="http://schemas.openxmlformats.org/wordprocessingml/2006/main" xmlns:w14="http://schemas.microsoft.com/office/word/2010/wordml" xmlns:w15="http://schemas.microsoft.com/office/word/2012/wordml" xmlns:w16cex="http://schemas.microsoft.com/office/word/2018/wordml/cex" xmlns:w16cid="http://schemas.microsoft.com/office/word/2016/wordml/cid" xmlns:w16="http://schemas.microsoft.com/office/word/2018/wordml" xmlns:w16du="http://schemas.microsoft.com/office/word/2023/wordml/word16du" xmlns:w16sdtdh="http://schemas.microsoft.com/office/word/2020/wordml/sdtdatahash" xmlns:w16sdtfl="http://schemas.microsoft.com/office/word/2024/wordml/sdtformatlock" xmlns:w16se="http://schemas.microsoft.com/office/word/2015/wordml/symex" xmlns:wpg="http://schemas.microsoft.com/office/word/2010/wordprocessingGroup" xmlns:wpi="http://schemas.microsoft.com/office/word/2010/wordprocessingInk" xmlns:wne="http://schemas.microsoft.com/office/word/2006/wordml" xmlns:wps="http://schemas.microsoft.com/office/word/2010/wordprocessingShape" mc:Ignorable="w14 w15 w16se w16cid w16 w16cex w16sdtdh w16sdtfl w16du wp14">
   <w:body>
     <w:p>
       <w:pPr>
-        <w:pStyle w:val="Heading1"/>
+        <w:pStyle w:val="Heading"/>
         <w:jc w:val="center"/>
       </w:pPr>
       <w:r>
-        <w:t xml:space="preserve">OTN </w:t>
-      </w:r>
-      <w:r>
-        <w:t>Workshop</w:t>
-      </w:r>
-      <w:r>
-        <w:t xml:space="preserve"> Install Instructions</w:t>
-      </w:r>
-    </w:p>
-    <w:p>
-      <w:pPr>
-        <w:pStyle w:val="Heading1"/>
-      </w:pPr>
-      <w:r>
+        <w:t>OTN Workshop Install Instructions</w:t>
+      </w:r>
+    </w:p>
+    <w:p>
+      <w:pPr>
+        <w:pStyle w:val="Heading"/>
+      </w:pPr>
+      <w:r>
+        <w:rPr>
+          <w:lang w:val="fr-FR"/>
+        </w:rPr>
         <w:t>Preparation</w:t>
       </w:r>
     </w:p>
     <w:p>
+      <w:pPr>
+        <w:pStyle w:val="Body"/>
+      </w:pPr>
       <w:r>
         <w:t>Attendees should:</w:t>
       </w:r>
     </w:p>
     <w:p>
-      <w:r>
-        <w:t xml:space="preserve">Bring a laptop with the following software installed (see installation instructions below). </w:t>
-      </w:r>
-      <w:r>
-        <w:t>You will need strong internet connection and more than one screen (if possible). These are both interactive workshops.</w:t>
-      </w:r>
-    </w:p>
-    <w:p>
-      <w:pPr>
+      <w:pPr>
+        <w:pStyle w:val="Body"/>
+      </w:pPr>
+      <w:r>
+        <w:t>Bring a laptop with the following software installed (see installation instructions below). You will need strong internet connection and more than one screen (if possible). These are both interactive workshops.</w:t>
+      </w:r>
+    </w:p>
+    <w:p>
+      <w:pPr>
+        <w:pStyle w:val="Body"/>
         <w:ind w:left="720" w:hanging="720"/>
       </w:pPr>
       <w:r>
@@ -48,10 +49,11 @@
     </w:p>
     <w:p>
       <w:pPr>
+        <w:pStyle w:val="Body"/>
         <w:ind w:left="720" w:hanging="720"/>
       </w:pPr>
       <w:r>
-        <w:t>Detailed installation instructions are below.</w:t>
+        <w:t>Detailed installation instructions are below for software, if needed.</w:t>
       </w:r>
     </w:p>
     <w:p>
@@ -59,22 +61,106 @@
         <w:pStyle w:val="ListParagraph"/>
         <w:numPr>
           <w:ilvl w:val="0"/>
-          <w:numId w:val="2"/>
+          <w:numId w:val="12"/>
         </w:numPr>
-      </w:pPr>
-      <w:r>
-        <w:t xml:space="preserve">Zoom </w:t>
+        <w:pBdr>
+          <w:top w:val="nil"/>
+          <w:left w:val="nil"/>
+          <w:bottom w:val="nil"/>
+          <w:right w:val="nil"/>
+          <w:between w:val="nil"/>
+          <w:bar w:val="nil"/>
+        </w:pBdr>
+        <w:contextualSpacing w:val="0"/>
+      </w:pPr>
+      <w:r>
+        <w:rPr>
+          <w:lang w:val="en-US"/>
+        </w:rPr>
+        <w:t xml:space="preserve">R version: </w:t>
+      </w:r>
+      <w:r>
+        <w:t>4.0.</w:t>
+      </w:r>
+      <w:r>
+        <w:rPr>
+          <w:lang w:val="en-US"/>
+        </w:rPr>
+        <w:t xml:space="preserve">x or </w:t>
+      </w:r>
+      <w:r>
+        <w:t>newer</w:t>
+      </w:r>
+    </w:p>
+    <w:p>
+      <w:pPr>
+        <w:pStyle w:val="ListParagraph"/>
+        <w:numPr>
+          <w:ilvl w:val="0"/>
+          <w:numId w:val="12"/>
+        </w:numPr>
+        <w:pBdr>
+          <w:top w:val="nil"/>
+          <w:left w:val="nil"/>
+          <w:bottom w:val="nil"/>
+          <w:right w:val="nil"/>
+          <w:between w:val="nil"/>
+          <w:bar w:val="nil"/>
+        </w:pBdr>
+        <w:contextualSpacing w:val="0"/>
+      </w:pPr>
+      <w:r>
+        <w:rPr>
+          <w:lang w:val="en-US"/>
+        </w:rPr>
+        <w:t>RStudio</w:t>
+      </w:r>
+    </w:p>
+    <w:p>
+      <w:pPr>
+        <w:pStyle w:val="ListParagraph"/>
+        <w:numPr>
+          <w:ilvl w:val="0"/>
+          <w:numId w:val="12"/>
+        </w:numPr>
+        <w:pBdr>
+          <w:top w:val="nil"/>
+          <w:left w:val="nil"/>
+          <w:bottom w:val="nil"/>
+          <w:right w:val="nil"/>
+          <w:between w:val="nil"/>
+          <w:bar w:val="nil"/>
+        </w:pBdr>
+        <w:contextualSpacing w:val="0"/>
+      </w:pPr>
+      <w:r>
+        <w:rPr>
+          <w:b/>
+          <w:bCs/>
+          <w:lang w:val="en-US"/>
+        </w:rPr>
+        <w:t xml:space="preserve">Windows users: </w:t>
+      </w:r>
+      <w:r>
+        <w:rPr>
+          <w:lang w:val="en-US"/>
+        </w:rPr>
+        <w:t xml:space="preserve">RTools (version compatible with your R version </w:t>
       </w:r>
       <w:hyperlink r:id="rId5" w:history="1">
         <w:r>
           <w:rPr>
-            <w:rStyle w:val="Hyperlink"/>
+            <w:rStyle w:val="Hyperlink0"/>
+            <w:lang w:val="en-US"/>
           </w:rPr>
-          <w:t>http://zoom.us/</w:t>
+          <w:t>https://cran.r-project.org/bin/windows/Rtools/</w:t>
         </w:r>
       </w:hyperlink>
       <w:r>
-        <w:t xml:space="preserve"> </w:t>
+        <w:rPr>
+          <w:lang w:val="en-US"/>
+        </w:rPr>
+        <w:t>): A collection of resources for building R packages. It is an external program (not an R package) and is required to install the glatos R package from GitHub.</w:t>
       </w:r>
     </w:p>
     <w:p>
@@ -82,14 +168,20 @@
         <w:pStyle w:val="ListParagraph"/>
         <w:numPr>
           <w:ilvl w:val="0"/>
-          <w:numId w:val="2"/>
+          <w:numId w:val="12"/>
         </w:numPr>
-      </w:pPr>
-      <w:r>
-        <w:t xml:space="preserve">R </w:t>
-      </w:r>
-      <w:r>
-        <w:t>version: 3.6.x or newer (recommend 4.0.x)</w:t>
+        <w:pBdr>
+          <w:top w:val="nil"/>
+          <w:left w:val="nil"/>
+          <w:bottom w:val="nil"/>
+          <w:right w:val="nil"/>
+          <w:between w:val="nil"/>
+          <w:bar w:val="nil"/>
+        </w:pBdr>
+        <w:contextualSpacing w:val="0"/>
+      </w:pPr>
+      <w:r>
+        <w:t>Julia – another language that the `patter` workshop requires.</w:t>
       </w:r>
     </w:p>
     <w:p>
@@ -97,101 +189,170 @@
         <w:pStyle w:val="ListParagraph"/>
         <w:numPr>
           <w:ilvl w:val="0"/>
-          <w:numId w:val="2"/>
+          <w:numId w:val="12"/>
         </w:numPr>
-      </w:pPr>
-      <w:r>
-        <w:t xml:space="preserve">RStudio </w:t>
+        <w:pBdr>
+          <w:top w:val="nil"/>
+          <w:left w:val="nil"/>
+          <w:bottom w:val="nil"/>
+          <w:right w:val="nil"/>
+          <w:between w:val="nil"/>
+          <w:bar w:val="nil"/>
+        </w:pBdr>
+        <w:contextualSpacing w:val="0"/>
+      </w:pPr>
+      <w:r>
+        <w:rPr>
+          <w:lang w:val="en-US"/>
+        </w:rPr>
+        <w:t xml:space="preserve">Dataset and workshop code </w:t>
       </w:r>
     </w:p>
     <w:p>
       <w:pPr>
         <w:pStyle w:val="ListParagraph"/>
         <w:numPr>
-          <w:ilvl w:val="0"/>
-          <w:numId w:val="2"/>
+          <w:ilvl w:val="1"/>
+          <w:numId w:val="12"/>
         </w:numPr>
-      </w:pPr>
-      <w:r>
-        <w:t xml:space="preserve">GDAL (V. 3.0): An </w:t>
-      </w:r>
-      <w:proofErr w:type="gramStart"/>
-      <w:r>
-        <w:t>open source</w:t>
-      </w:r>
-      <w:proofErr w:type="gramEnd"/>
-      <w:r>
-        <w:t xml:space="preserve"> geospatial library for manipulating spatial data. It is an external program (not an R package) and is required for non-linear interpolation of fish tracks in the ‘</w:t>
-      </w:r>
-      <w:proofErr w:type="spellStart"/>
-      <w:r>
-        <w:t>glatos</w:t>
-      </w:r>
-      <w:proofErr w:type="spellEnd"/>
-      <w:r>
-        <w:t>’ package.</w:t>
-      </w:r>
-    </w:p>
-    <w:p>
-      <w:pPr>
-        <w:pStyle w:val="ListParagraph"/>
-        <w:numPr>
-          <w:ilvl w:val="0"/>
-          <w:numId w:val="2"/>
-        </w:numPr>
-      </w:pPr>
-      <w:r>
-        <w:rPr>
-          <w:b/>
-          <w:bCs/>
-        </w:rPr>
-        <w:t>Windows users</w:t>
-      </w:r>
-      <w:r>
-        <w:rPr>
-          <w:b/>
-          <w:bCs/>
-        </w:rPr>
-        <w:t xml:space="preserve">: </w:t>
-      </w:r>
-      <w:proofErr w:type="spellStart"/>
-      <w:r>
-        <w:t>RTools</w:t>
-      </w:r>
-      <w:proofErr w:type="spellEnd"/>
-      <w:r>
-        <w:t xml:space="preserve"> (</w:t>
-      </w:r>
-      <w:r>
-        <w:t xml:space="preserve">version compatible with your R version </w:t>
+        <w:pBdr>
+          <w:top w:val="nil"/>
+          <w:left w:val="nil"/>
+          <w:bottom w:val="nil"/>
+          <w:right w:val="nil"/>
+          <w:between w:val="nil"/>
+          <w:bar w:val="nil"/>
+        </w:pBdr>
+        <w:contextualSpacing w:val="0"/>
+      </w:pPr>
+      <w:r>
+        <w:rPr>
+          <w:lang w:val="en-US"/>
+        </w:rPr>
+        <w:t xml:space="preserve">You can download the datasets and code for this workshop from </w:t>
       </w:r>
       <w:hyperlink r:id="rId6" w:history="1">
         <w:r>
           <w:rPr>
             <w:rStyle w:val="Hyperlink"/>
           </w:rPr>
-          <w:t>https://cran.r-project.org/bin/windows/Rtools/</w:t>
+          <w:t>https://github.com/ocean-tracking-network/2026-OTN-symposium-ecr-workshop</w:t>
         </w:r>
       </w:hyperlink>
-      <w:r>
-        <w:t xml:space="preserve"> </w:t>
-      </w:r>
-      <w:r>
-        <w:t xml:space="preserve">): A collection of resources for building R packages. It is an external program (not an R package) and is required to install the </w:t>
-      </w:r>
-      <w:proofErr w:type="spellStart"/>
-      <w:r>
-        <w:t>glatos</w:t>
-      </w:r>
-      <w:proofErr w:type="spellEnd"/>
-      <w:r>
-        <w:t xml:space="preserve"> R package from </w:t>
-      </w:r>
-      <w:r>
-        <w:t>GitHub</w:t>
-      </w:r>
-      <w:r>
+      <w:hyperlink r:id="rId7" w:history="1"/>
+      <w:r>
+        <w:rPr>
+          <w:lang w:val="en-US"/>
+        </w:rPr>
         <w:t>.</w:t>
+      </w:r>
+    </w:p>
+    <w:p>
+      <w:pPr>
+        <w:pStyle w:val="ListParagraph"/>
+        <w:numPr>
+          <w:ilvl w:val="2"/>
+          <w:numId w:val="12"/>
+        </w:numPr>
+        <w:pBdr>
+          <w:top w:val="nil"/>
+          <w:left w:val="nil"/>
+          <w:bottom w:val="nil"/>
+          <w:right w:val="nil"/>
+          <w:between w:val="nil"/>
+          <w:bar w:val="nil"/>
+        </w:pBdr>
+        <w:contextualSpacing w:val="0"/>
+      </w:pPr>
+      <w:r>
+        <w:rPr>
+          <w:lang w:val="en-US"/>
+        </w:rPr>
+        <w:t>Select the GREEN "code" button at the top and choose "Download ZIP".</w:t>
+      </w:r>
+    </w:p>
+    <w:p>
+      <w:pPr>
+        <w:pStyle w:val="ListParagraph"/>
+        <w:numPr>
+          <w:ilvl w:val="2"/>
+          <w:numId w:val="12"/>
+        </w:numPr>
+        <w:pBdr>
+          <w:top w:val="nil"/>
+          <w:left w:val="nil"/>
+          <w:bottom w:val="nil"/>
+          <w:right w:val="nil"/>
+          <w:between w:val="nil"/>
+          <w:bar w:val="nil"/>
+        </w:pBdr>
+        <w:contextualSpacing w:val="0"/>
+      </w:pPr>
+      <w:r>
+        <w:rPr>
+          <w:lang w:val="en-US"/>
+        </w:rPr>
+        <w:t>Unzip the folder and move to secure location on your computer (Documents, Desktop etc.)</w:t>
+      </w:r>
+    </w:p>
+    <w:p>
+      <w:pPr>
+        <w:pStyle w:val="ListParagraph"/>
+        <w:numPr>
+          <w:ilvl w:val="2"/>
+          <w:numId w:val="12"/>
+        </w:numPr>
+        <w:pBdr>
+          <w:top w:val="nil"/>
+          <w:left w:val="nil"/>
+          <w:bottom w:val="nil"/>
+          <w:right w:val="nil"/>
+          <w:between w:val="nil"/>
+          <w:bar w:val="nil"/>
+        </w:pBdr>
+        <w:contextualSpacing w:val="0"/>
+      </w:pPr>
+      <w:r>
+        <w:rPr>
+          <w:lang w:val="en-US"/>
+        </w:rPr>
+        <w:t>Copy the folder's path and use it to set your working directly in R using `setwd('&lt;path-to-folder&gt;')`. This will be covered during the workshop.</w:t>
+      </w:r>
+    </w:p>
+    <w:p>
+      <w:pPr>
+        <w:pStyle w:val="ListParagraph"/>
+        <w:numPr>
+          <w:ilvl w:val="1"/>
+          <w:numId w:val="12"/>
+        </w:numPr>
+        <w:pBdr>
+          <w:top w:val="nil"/>
+          <w:left w:val="nil"/>
+          <w:bottom w:val="nil"/>
+          <w:right w:val="nil"/>
+          <w:between w:val="nil"/>
+          <w:bar w:val="nil"/>
+        </w:pBdr>
+        <w:contextualSpacing w:val="0"/>
+      </w:pPr>
+      <w:r>
+        <w:rPr>
+          <w:lang w:val="en-US"/>
+        </w:rPr>
+        <w:t xml:space="preserve">If you are familiar with Git and Github, feel free to clone this repository as you normally would, by running `git clone </w:t>
+      </w:r>
+      <w:r>
+        <w:t>https://github.com/ocean-tracking-network/2026-OTN-symposium-ecr-workshop</w:t>
+      </w:r>
+      <w:r>
+        <w:t>.</w:t>
+      </w:r>
+      <w:r>
+        <w:rPr>
+          <w:lang w:val="en-US"/>
+        </w:rPr>
+        <w:t>git` in a terminal program and following from step 3 above.</w:t>
       </w:r>
     </w:p>
     <w:p>
@@ -199,14 +360,132 @@
         <w:pStyle w:val="ListParagraph"/>
         <w:numPr>
           <w:ilvl w:val="0"/>
-          <w:numId w:val="2"/>
+          <w:numId w:val="12"/>
         </w:numPr>
-      </w:pPr>
-      <w:r>
-        <w:t>Dataset and workshop code</w:t>
-      </w:r>
-      <w:r>
-        <w:t xml:space="preserve"> </w:t>
+        <w:pBdr>
+          <w:top w:val="nil"/>
+          <w:left w:val="nil"/>
+          <w:bottom w:val="nil"/>
+          <w:right w:val="nil"/>
+          <w:between w:val="nil"/>
+          <w:bar w:val="nil"/>
+        </w:pBdr>
+        <w:contextualSpacing w:val="0"/>
+      </w:pPr>
+      <w:r>
+        <w:rPr>
+          <w:lang w:val="en-US"/>
+        </w:rPr>
+        <w:t xml:space="preserve">Various R packages, provided on the Setup page of the workshop website (link provided in the </w:t>
+      </w:r>
+      <w:r>
+        <w:t>email</w:t>
+      </w:r>
+      <w:r>
+        <w:rPr>
+          <w:lang w:val="en-US"/>
+        </w:rPr>
+        <w:t xml:space="preserve"> prior to the first day of the workshop) and also in the `Setup.R` file provided on the workshop GitHub, which you have just downloaded in step 5. </w:t>
+      </w:r>
+    </w:p>
+    <w:p>
+      <w:pPr>
+        <w:pStyle w:val="Body"/>
+      </w:pPr>
+    </w:p>
+    <w:p>
+      <w:pPr>
+        <w:pStyle w:val="Heading"/>
+      </w:pPr>
+      <w:r>
+        <w:lastRenderedPageBreak/>
+        <w:t>Instructions for installing R:</w:t>
+      </w:r>
+    </w:p>
+    <w:p>
+      <w:pPr>
+        <w:pStyle w:val="ListParagraph"/>
+        <w:numPr>
+          <w:ilvl w:val="0"/>
+          <w:numId w:val="14"/>
+        </w:numPr>
+        <w:pBdr>
+          <w:top w:val="nil"/>
+          <w:left w:val="nil"/>
+          <w:bottom w:val="nil"/>
+          <w:right w:val="nil"/>
+          <w:between w:val="nil"/>
+          <w:bar w:val="nil"/>
+        </w:pBdr>
+        <w:contextualSpacing w:val="0"/>
+      </w:pPr>
+      <w:r>
+        <w:rPr>
+          <w:lang w:val="en-US"/>
+        </w:rPr>
+        <w:t xml:space="preserve">Point your browser to </w:t>
+      </w:r>
+      <w:hyperlink r:id="rId8" w:history="1">
+        <w:r>
+          <w:rPr>
+            <w:rStyle w:val="Hyperlink0"/>
+            <w:lang w:val="en-US"/>
+          </w:rPr>
+          <w:t>https://cran.r-</w:t>
+        </w:r>
+        <w:r>
+          <w:rPr>
+            <w:rStyle w:val="Hyperlink0"/>
+            <w:lang w:val="en-US"/>
+          </w:rPr>
+          <w:t>p</w:t>
+        </w:r>
+        <w:r>
+          <w:rPr>
+            <w:rStyle w:val="Hyperlink0"/>
+            <w:lang w:val="en-US"/>
+          </w:rPr>
+          <w:t>roject.org/mirrors.html</w:t>
+        </w:r>
+      </w:hyperlink>
+      <w:r>
+        <w:rPr>
+          <w:lang w:val="en-US"/>
+        </w:rPr>
+        <w:t xml:space="preserve">  and select one of the mirrors for </w:t>
+      </w:r>
+      <w:r>
+        <w:t xml:space="preserve">Canada or </w:t>
+      </w:r>
+      <w:r>
+        <w:rPr>
+          <w:lang w:val="en-US"/>
+        </w:rPr>
+        <w:t>the USA.</w:t>
+      </w:r>
+    </w:p>
+    <w:p>
+      <w:pPr>
+        <w:pStyle w:val="ListParagraph"/>
+        <w:numPr>
+          <w:ilvl w:val="0"/>
+          <w:numId w:val="14"/>
+        </w:numPr>
+        <w:pBdr>
+          <w:top w:val="nil"/>
+          <w:left w:val="nil"/>
+          <w:bottom w:val="nil"/>
+          <w:right w:val="nil"/>
+          <w:between w:val="nil"/>
+          <w:bar w:val="nil"/>
+        </w:pBdr>
+        <w:contextualSpacing w:val="0"/>
+      </w:pPr>
+      <w:r>
+        <w:rPr>
+          <w:lang w:val="en-US"/>
+        </w:rPr>
+        <w:t>Click on the "Download" link of precompiled binary for the distribution that matches your operating system.</w:t>
       </w:r>
     </w:p>
     <w:p>
@@ -214,75 +493,32 @@
         <w:pStyle w:val="ListParagraph"/>
         <w:numPr>
           <w:ilvl w:val="1"/>
-          <w:numId w:val="2"/>
+          <w:numId w:val="14"/>
         </w:numPr>
-      </w:pPr>
-      <w:r>
-        <w:t>Y</w:t>
-      </w:r>
-      <w:r>
-        <w:t xml:space="preserve">ou can download the datasets and code for this workshop from </w:t>
-      </w:r>
-      <w:hyperlink r:id="rId7" w:history="1">
-        <w:r>
-          <w:rPr>
-            <w:rStyle w:val="Hyperlink"/>
-          </w:rPr>
-          <w:t>https://[workshop-git-URL]</w:t>
-        </w:r>
-      </w:hyperlink>
-      <w:r>
-        <w:t xml:space="preserve"> </w:t>
-      </w:r>
-      <w:r>
-        <w:t>.</w:t>
-      </w:r>
-    </w:p>
-    <w:p>
-      <w:pPr>
-        <w:pStyle w:val="ListParagraph"/>
-        <w:numPr>
-          <w:ilvl w:val="2"/>
-          <w:numId w:val="2"/>
-        </w:numPr>
-      </w:pPr>
-      <w:r>
-        <w:t>Select the GREEN "code" button at the top and choose "Download ZIP"</w:t>
-      </w:r>
-      <w:r>
-        <w:t>.</w:t>
-      </w:r>
-    </w:p>
-    <w:p>
-      <w:pPr>
-        <w:pStyle w:val="ListParagraph"/>
-        <w:numPr>
-          <w:ilvl w:val="2"/>
-          <w:numId w:val="2"/>
-        </w:numPr>
-      </w:pPr>
-      <w:r>
-        <w:t>Unzip the folder and move to secure location on your computer (Documents, Desktop etc.)</w:t>
-      </w:r>
-    </w:p>
-    <w:p>
-      <w:pPr>
-        <w:pStyle w:val="ListParagraph"/>
-        <w:numPr>
-          <w:ilvl w:val="2"/>
-          <w:numId w:val="2"/>
-        </w:numPr>
-      </w:pPr>
-      <w:r>
-        <w:t>Copy the folder's path and use it to set your working directly in R using `</w:t>
-      </w:r>
-      <w:proofErr w:type="spellStart"/>
-      <w:r>
-        <w:t>setwd</w:t>
-      </w:r>
-      <w:proofErr w:type="spellEnd"/>
-      <w:r>
-        <w:t>('&lt;path-to-folder&gt;')`. This will be covered during the workshop.</w:t>
+        <w:pBdr>
+          <w:top w:val="nil"/>
+          <w:left w:val="nil"/>
+          <w:bottom w:val="nil"/>
+          <w:right w:val="nil"/>
+          <w:between w:val="nil"/>
+          <w:bar w:val="nil"/>
+        </w:pBdr>
+        <w:contextualSpacing w:val="0"/>
+      </w:pPr>
+      <w:r>
+        <w:rPr>
+          <w:lang w:val="en-US"/>
+        </w:rPr>
+        <w:t xml:space="preserve"> If you are installing to a Windows computer, click on "Download R for Windows" link. Under subdirectories, click on “base” and then “Download R 4.</w:t>
+      </w:r>
+      <w:r>
+        <w:t>6.1</w:t>
+      </w:r>
+      <w:r>
+        <w:rPr>
+          <w:lang w:val="en-US"/>
+        </w:rPr>
+        <w:t xml:space="preserve"> for Windows.”</w:t>
       </w:r>
     </w:p>
     <w:p>
@@ -290,28 +526,32 @@
         <w:pStyle w:val="ListParagraph"/>
         <w:numPr>
           <w:ilvl w:val="1"/>
-          <w:numId w:val="2"/>
+          <w:numId w:val="14"/>
         </w:numPr>
-      </w:pPr>
-      <w:r>
-        <w:t xml:space="preserve">If you are familiar with Git and </w:t>
-      </w:r>
-      <w:proofErr w:type="spellStart"/>
-      <w:r>
-        <w:t>Github</w:t>
-      </w:r>
-      <w:proofErr w:type="spellEnd"/>
-      <w:r>
-        <w:t xml:space="preserve">, feel free to clone this repository as you normally would, by running `git clone </w:t>
-      </w:r>
-      <w:r>
-        <w:t>[workshop-git-URL]</w:t>
-      </w:r>
-      <w:r>
-        <w:t>.git</w:t>
-      </w:r>
-      <w:r>
-        <w:t>` in a terminal program and following from step 3 above.</w:t>
+        <w:pBdr>
+          <w:top w:val="nil"/>
+          <w:left w:val="nil"/>
+          <w:bottom w:val="nil"/>
+          <w:right w:val="nil"/>
+          <w:between w:val="nil"/>
+          <w:bar w:val="nil"/>
+        </w:pBdr>
+        <w:contextualSpacing w:val="0"/>
+      </w:pPr>
+      <w:r>
+        <w:rPr>
+          <w:lang w:val="en-US"/>
+        </w:rPr>
+        <w:t>If you are installing to a Mac, click "Download R for (Mac) OS X" and on the resulting webpage click the "R-4.</w:t>
+      </w:r>
+      <w:r>
+        <w:t>6.1</w:t>
+      </w:r>
+      <w:r>
+        <w:rPr>
+          <w:lang w:val="en-US"/>
+        </w:rPr>
+        <w:t>.pkg" link to download the installer to your computer.</w:t>
       </w:r>
     </w:p>
     <w:p>
@@ -319,56 +559,23 @@
         <w:pStyle w:val="ListParagraph"/>
         <w:numPr>
           <w:ilvl w:val="0"/>
-          <w:numId w:val="2"/>
+          <w:numId w:val="14"/>
         </w:numPr>
-      </w:pPr>
-      <w:r>
-        <w:t xml:space="preserve">Various R packages, provided on the Setup </w:t>
-      </w:r>
-      <w:r>
-        <w:t>page</w:t>
-      </w:r>
-      <w:r>
-        <w:t xml:space="preserve"> </w:t>
-      </w:r>
-      <w:r>
-        <w:t>of</w:t>
-      </w:r>
-      <w:r>
-        <w:t xml:space="preserve"> the workshop website </w:t>
-      </w:r>
-      <w:r>
-        <w:t xml:space="preserve">(link provided in the Eventbrite prior to the first day of the workshop) </w:t>
-      </w:r>
-      <w:r>
-        <w:t>and also in the `</w:t>
-      </w:r>
-      <w:proofErr w:type="spellStart"/>
-      <w:r>
-        <w:t>S</w:t>
-      </w:r>
-      <w:r>
-        <w:t>etup.R</w:t>
-      </w:r>
-      <w:proofErr w:type="spellEnd"/>
-      <w:r>
-        <w:t xml:space="preserve">` file provided on the workshop GitHub, which you have </w:t>
-      </w:r>
-      <w:r>
-        <w:t xml:space="preserve">just </w:t>
-      </w:r>
-      <w:r>
-        <w:t xml:space="preserve">downloaded in step 5. </w:t>
-      </w:r>
-    </w:p>
-    <w:p/>
-    <w:p>
-      <w:pPr>
-        <w:pStyle w:val="Heading1"/>
-      </w:pPr>
-      <w:r>
-        <w:lastRenderedPageBreak/>
-        <w:t>Instructions for installing R:</w:t>
+        <w:pBdr>
+          <w:top w:val="nil"/>
+          <w:left w:val="nil"/>
+          <w:bottom w:val="nil"/>
+          <w:right w:val="nil"/>
+          <w:between w:val="nil"/>
+          <w:bar w:val="nil"/>
+        </w:pBdr>
+        <w:contextualSpacing w:val="0"/>
+      </w:pPr>
+      <w:r>
+        <w:rPr>
+          <w:lang w:val="en-US"/>
+        </w:rPr>
+        <w:t>Once R finishes downloading, click on the installer and follow the prompts. Make sure to "install as administrator" if you are on Windows. Otherwise, the default options are fine.</w:t>
       </w:r>
     </w:p>
     <w:p>
@@ -376,113 +583,74 @@
         <w:pStyle w:val="ListParagraph"/>
         <w:numPr>
           <w:ilvl w:val="0"/>
-          <w:numId w:val="4"/>
+          <w:numId w:val="14"/>
         </w:numPr>
-      </w:pPr>
-      <w:r>
-        <w:t xml:space="preserve">Point your browser to </w:t>
-      </w:r>
-      <w:hyperlink r:id="rId8" w:history="1">
-        <w:r>
-          <w:rPr>
-            <w:rStyle w:val="Hyperlink"/>
-          </w:rPr>
-          <w:t>https://cran.r-project.org/mirrors.html</w:t>
-        </w:r>
-      </w:hyperlink>
-      <w:r>
-        <w:t xml:space="preserve">  and select one of the mirrors for the USA.</w:t>
-      </w:r>
+        <w:pBdr>
+          <w:top w:val="nil"/>
+          <w:left w:val="nil"/>
+          <w:bottom w:val="nil"/>
+          <w:right w:val="nil"/>
+          <w:between w:val="nil"/>
+          <w:bar w:val="nil"/>
+        </w:pBdr>
+        <w:contextualSpacing w:val="0"/>
+      </w:pPr>
+      <w:r>
+        <w:rPr>
+          <w:lang w:val="en-US"/>
+        </w:rPr>
+        <w:t>After install finishes, you should be able to open a R command line terminal by selecting the icon in Windows, or through Launchpad in MacOS.</w:t>
+      </w:r>
+    </w:p>
+    <w:p>
+      <w:pPr>
+        <w:pStyle w:val="Heading"/>
+      </w:pPr>
+      <w:r>
+        <w:t>Instructions for installing RStudio:</w:t>
+      </w:r>
+    </w:p>
+    <w:p>
+      <w:pPr>
+        <w:pStyle w:val="Body"/>
+      </w:pPr>
     </w:p>
     <w:p>
       <w:pPr>
         <w:pStyle w:val="ListParagraph"/>
         <w:numPr>
           <w:ilvl w:val="0"/>
-          <w:numId w:val="4"/>
+          <w:numId w:val="16"/>
         </w:numPr>
-      </w:pPr>
-      <w:r>
-        <w:t>Click on the "Download" link of precompiled binary for the distribution that matches your operating system.</w:t>
-      </w:r>
-    </w:p>
-    <w:p>
-      <w:pPr>
-        <w:pStyle w:val="ListParagraph"/>
-        <w:numPr>
-          <w:ilvl w:val="1"/>
-          <w:numId w:val="4"/>
-        </w:numPr>
-      </w:pPr>
-      <w:r>
-        <w:t xml:space="preserve"> If you are installing to a Windows computer, click on "Download R for Windows" link. Under subdirectories, click on “base” and then “Download R 4.0.3 for Windows.”</w:t>
-      </w:r>
-    </w:p>
-    <w:p>
-      <w:pPr>
-        <w:pStyle w:val="ListParagraph"/>
-        <w:numPr>
-          <w:ilvl w:val="1"/>
-          <w:numId w:val="4"/>
-        </w:numPr>
-      </w:pPr>
-      <w:r>
-        <w:t>If you are installing to a Mac, click "Download R for (Mac) OS X" and on the resulting webpage click the "R-4.0.3.pkg" link to download the installer to your computer.</w:t>
-      </w:r>
-    </w:p>
-    <w:p>
-      <w:pPr>
-        <w:pStyle w:val="ListParagraph"/>
-        <w:numPr>
-          <w:ilvl w:val="0"/>
-          <w:numId w:val="4"/>
-        </w:numPr>
-      </w:pPr>
-      <w:r>
-        <w:t>Once R finishes downloading, click on the installer and follow the prompts. Make sure to "install as administrator" if you are on Windows. Otherwise, the default options are fine.</w:t>
-      </w:r>
-    </w:p>
-    <w:p>
-      <w:pPr>
-        <w:pStyle w:val="ListParagraph"/>
-        <w:numPr>
-          <w:ilvl w:val="0"/>
-          <w:numId w:val="4"/>
-        </w:numPr>
-      </w:pPr>
-      <w:r>
-        <w:t>After install finishes, you should be able to open a R command line terminal by selecting the icon in Windows, or through Launchpad in MacOS.</w:t>
-      </w:r>
-    </w:p>
-    <w:p>
-      <w:pPr>
-        <w:pStyle w:val="Heading1"/>
-      </w:pPr>
-      <w:r>
-        <w:t>Instructions for installing RStudio:</w:t>
-      </w:r>
-    </w:p>
-    <w:p/>
-    <w:p>
-      <w:pPr>
-        <w:pStyle w:val="ListParagraph"/>
-        <w:numPr>
-          <w:ilvl w:val="0"/>
-          <w:numId w:val="6"/>
-        </w:numPr>
-      </w:pPr>
-      <w:r>
+        <w:pBdr>
+          <w:top w:val="nil"/>
+          <w:left w:val="nil"/>
+          <w:bottom w:val="nil"/>
+          <w:right w:val="nil"/>
+          <w:between w:val="nil"/>
+          <w:bar w:val="nil"/>
+        </w:pBdr>
+        <w:contextualSpacing w:val="0"/>
+      </w:pPr>
+      <w:r>
+        <w:rPr>
+          <w:lang w:val="en-US"/>
+        </w:rPr>
         <w:t xml:space="preserve">Point your browser to </w:t>
       </w:r>
       <w:hyperlink r:id="rId9" w:history="1">
         <w:r>
           <w:rPr>
-            <w:rStyle w:val="Hyperlink"/>
+            <w:rStyle w:val="Hyperlink0"/>
+            <w:lang w:val="en-US"/>
           </w:rPr>
           <w:t>https://www.rstudio.com/products/rstudio/download/</w:t>
         </w:r>
       </w:hyperlink>
       <w:r>
+        <w:rPr>
+          <w:lang w:val="en-US"/>
+        </w:rPr>
         <w:t xml:space="preserve"> , click the Download button under the RStudio Desktop Free version and you will be directed to download the appropriate RStudio installer for your operating system.</w:t>
       </w:r>
     </w:p>
@@ -491,10 +659,22 @@
         <w:pStyle w:val="ListParagraph"/>
         <w:numPr>
           <w:ilvl w:val="0"/>
-          <w:numId w:val="6"/>
+          <w:numId w:val="16"/>
         </w:numPr>
-      </w:pPr>
-      <w:r>
+        <w:pBdr>
+          <w:top w:val="nil"/>
+          <w:left w:val="nil"/>
+          <w:bottom w:val="nil"/>
+          <w:right w:val="nil"/>
+          <w:between w:val="nil"/>
+          <w:bar w:val="nil"/>
+        </w:pBdr>
+        <w:contextualSpacing w:val="0"/>
+      </w:pPr>
+      <w:r>
+        <w:rPr>
+          <w:lang w:val="en-US"/>
+        </w:rPr>
         <w:t>Click on downloaded installer and follow the prompts for installing RStudio. Unless you have specific installation requirements, the default options are fine.</w:t>
       </w:r>
     </w:p>
@@ -503,871 +683,264 @@
         <w:pStyle w:val="ListParagraph"/>
         <w:numPr>
           <w:ilvl w:val="0"/>
-          <w:numId w:val="6"/>
+          <w:numId w:val="16"/>
         </w:numPr>
-      </w:pPr>
-      <w:r>
+        <w:pBdr>
+          <w:top w:val="nil"/>
+          <w:left w:val="nil"/>
+          <w:bottom w:val="nil"/>
+          <w:right w:val="nil"/>
+          <w:between w:val="nil"/>
+          <w:bar w:val="nil"/>
+        </w:pBdr>
+        <w:contextualSpacing w:val="0"/>
+      </w:pPr>
+      <w:r>
+        <w:rPr>
+          <w:lang w:val="en-US"/>
+        </w:rPr>
         <w:t>Once RStudio has finished installing, click on the program icon. RStudio should open with an active R console.</w:t>
       </w:r>
     </w:p>
     <w:p>
       <w:pPr>
-        <w:pStyle w:val="Heading1"/>
-      </w:pPr>
-      <w:r>
-        <w:t>Instructions for installing GDAL</w:t>
-      </w:r>
-    </w:p>
-    <w:p>
-      <w:r>
-        <w:t xml:space="preserve">First, check if you already have GDAL installed. </w:t>
-      </w:r>
-      <w:r>
-        <w:t xml:space="preserve">In RStudio, run </w:t>
-      </w:r>
-    </w:p>
-    <w:p>
-      <w:pPr>
-        <w:ind w:firstLine="720"/>
-        <w:rPr>
-          <w:rFonts w:ascii="Consolas" w:hAnsi="Consolas"/>
+        <w:pStyle w:val="Heading"/>
+      </w:pPr>
+      <w:r>
+        <w:t>Instructions for installing Rtools:</w:t>
+      </w:r>
+    </w:p>
+    <w:p>
+      <w:pPr>
+        <w:pStyle w:val="Body"/>
+      </w:pPr>
+    </w:p>
+    <w:p>
+      <w:pPr>
+        <w:pStyle w:val="Body"/>
+        <w:rPr>
           <w:b/>
           <w:bCs/>
-          <w:sz w:val="18"/>
-          <w:szCs w:val="18"/>
-        </w:rPr>
-      </w:pPr>
-      <w:proofErr w:type="spellStart"/>
-      <w:r>
-        <w:rPr>
-          <w:rFonts w:ascii="Consolas" w:hAnsi="Consolas"/>
+        </w:rPr>
+      </w:pPr>
+      <w:r>
+        <w:rPr>
           <w:b/>
           <w:bCs/>
-          <w:sz w:val="18"/>
-          <w:szCs w:val="18"/>
-        </w:rPr>
-        <w:t>install.packages</w:t>
-      </w:r>
-      <w:proofErr w:type="spellEnd"/>
-      <w:r>
-        <w:rPr>
-          <w:rFonts w:ascii="Consolas" w:hAnsi="Consolas"/>
-          <w:b/>
-          <w:bCs/>
-          <w:sz w:val="18"/>
-          <w:szCs w:val="18"/>
-        </w:rPr>
-        <w:t>('</w:t>
-      </w:r>
-      <w:proofErr w:type="spellStart"/>
-      <w:r>
-        <w:rPr>
-          <w:rFonts w:ascii="Consolas" w:hAnsi="Consolas"/>
-          <w:b/>
-          <w:bCs/>
-          <w:sz w:val="18"/>
-          <w:szCs w:val="18"/>
-        </w:rPr>
-        <w:t>rgdal</w:t>
-      </w:r>
-      <w:proofErr w:type="spellEnd"/>
-      <w:r>
-        <w:rPr>
-          <w:rFonts w:ascii="Consolas" w:hAnsi="Consolas"/>
-          <w:b/>
-          <w:bCs/>
-          <w:sz w:val="18"/>
-          <w:szCs w:val="18"/>
-        </w:rPr>
-        <w:t>')</w:t>
-      </w:r>
-    </w:p>
-    <w:p>
-      <w:pPr>
-        <w:ind w:left="720"/>
-        <w:rPr>
-          <w:b/>
-          <w:bCs/>
-        </w:rPr>
-      </w:pPr>
-      <w:r>
-        <w:rPr>
-          <w:rFonts w:ascii="Consolas" w:hAnsi="Consolas"/>
-          <w:b/>
-          <w:bCs/>
-          <w:sz w:val="18"/>
-          <w:szCs w:val="18"/>
-        </w:rPr>
-        <w:t>library(</w:t>
-      </w:r>
-      <w:proofErr w:type="spellStart"/>
-      <w:r>
-        <w:rPr>
-          <w:rFonts w:ascii="Consolas" w:hAnsi="Consolas"/>
-          <w:b/>
-          <w:bCs/>
-          <w:sz w:val="18"/>
-          <w:szCs w:val="18"/>
-        </w:rPr>
-        <w:t>rgdal</w:t>
-      </w:r>
-      <w:proofErr w:type="spellEnd"/>
-      <w:r>
-        <w:rPr>
-          <w:rFonts w:ascii="Consolas" w:hAnsi="Consolas"/>
-          <w:b/>
-          <w:bCs/>
-          <w:sz w:val="18"/>
-          <w:szCs w:val="18"/>
-        </w:rPr>
-        <w:t>)</w:t>
-      </w:r>
-    </w:p>
-    <w:p>
-      <w:pPr>
-        <w:ind w:left="720"/>
-        <w:rPr>
-          <w:b/>
-          <w:bCs/>
-        </w:rPr>
-      </w:pPr>
-      <w:proofErr w:type="spellStart"/>
-      <w:proofErr w:type="gramStart"/>
-      <w:r>
-        <w:rPr>
-          <w:rFonts w:ascii="Consolas" w:eastAsia="Times New Roman" w:hAnsi="Consolas" w:cs="Courier New"/>
-          <w:b/>
-          <w:bCs/>
-          <w:color w:val="1D1C1D"/>
-          <w:sz w:val="18"/>
-          <w:szCs w:val="18"/>
-          <w:lang w:eastAsia="en-CA"/>
-        </w:rPr>
-        <w:t>rgdal</w:t>
-      </w:r>
-      <w:proofErr w:type="spellEnd"/>
-      <w:r>
-        <w:rPr>
-          <w:rFonts w:ascii="Consolas" w:eastAsia="Times New Roman" w:hAnsi="Consolas" w:cs="Courier New"/>
-          <w:b/>
-          <w:bCs/>
-          <w:color w:val="1D1C1D"/>
-          <w:sz w:val="18"/>
-          <w:szCs w:val="18"/>
-          <w:lang w:eastAsia="en-CA"/>
-        </w:rPr>
-        <w:t>::</w:t>
-      </w:r>
-      <w:proofErr w:type="spellStart"/>
-      <w:proofErr w:type="gramEnd"/>
-      <w:r>
-        <w:rPr>
-          <w:rFonts w:ascii="Consolas" w:eastAsia="Times New Roman" w:hAnsi="Consolas" w:cs="Courier New"/>
-          <w:b/>
-          <w:bCs/>
-          <w:color w:val="1D1C1D"/>
-          <w:sz w:val="18"/>
-          <w:szCs w:val="18"/>
-          <w:lang w:eastAsia="en-CA"/>
-        </w:rPr>
-        <w:t>getGDALVersionInfo</w:t>
-      </w:r>
-      <w:proofErr w:type="spellEnd"/>
-      <w:r>
-        <w:rPr>
-          <w:rFonts w:ascii="Consolas" w:eastAsia="Times New Roman" w:hAnsi="Consolas" w:cs="Courier New"/>
-          <w:b/>
-          <w:bCs/>
-          <w:color w:val="1D1C1D"/>
-          <w:sz w:val="18"/>
-          <w:szCs w:val="18"/>
-          <w:lang w:eastAsia="en-CA"/>
-        </w:rPr>
-        <w:t>()</w:t>
-      </w:r>
-    </w:p>
-    <w:p>
-      <w:pPr>
-        <w:tabs>
-          <w:tab w:val="left" w:pos="916"/>
-          <w:tab w:val="left" w:pos="1832"/>
-          <w:tab w:val="left" w:pos="2748"/>
-          <w:tab w:val="left" w:pos="3664"/>
-          <w:tab w:val="left" w:pos="4580"/>
-          <w:tab w:val="left" w:pos="5496"/>
-          <w:tab w:val="left" w:pos="6412"/>
-          <w:tab w:val="left" w:pos="7328"/>
-          <w:tab w:val="left" w:pos="8244"/>
-          <w:tab w:val="left" w:pos="9160"/>
-          <w:tab w:val="left" w:pos="10076"/>
-          <w:tab w:val="left" w:pos="10992"/>
-          <w:tab w:val="left" w:pos="11908"/>
-          <w:tab w:val="left" w:pos="12824"/>
-          <w:tab w:val="left" w:pos="13740"/>
-          <w:tab w:val="left" w:pos="14656"/>
-        </w:tabs>
-        <w:spacing w:before="60" w:after="60" w:line="240" w:lineRule="auto"/>
-        <w:rPr>
-          <w:rFonts w:eastAsia="Times New Roman" w:cstheme="minorHAnsi"/>
-          <w:color w:val="1D1C1D"/>
-          <w:lang w:eastAsia="en-CA"/>
-        </w:rPr>
-      </w:pPr>
-      <w:r>
-        <w:rPr>
-          <w:rFonts w:eastAsia="Times New Roman" w:cstheme="minorHAnsi"/>
-          <w:color w:val="1D1C1D"/>
-          <w:lang w:eastAsia="en-CA"/>
-        </w:rPr>
-        <w:t xml:space="preserve">If the result is </w:t>
-      </w:r>
-      <w:proofErr w:type="gramStart"/>
-      <w:r>
-        <w:rPr>
-          <w:rFonts w:eastAsia="Times New Roman" w:cstheme="minorHAnsi"/>
-          <w:color w:val="1D1C1D"/>
-          <w:lang w:eastAsia="en-CA"/>
-        </w:rPr>
-        <w:t>similar to</w:t>
-      </w:r>
-      <w:proofErr w:type="gramEnd"/>
-      <w:r>
-        <w:rPr>
-          <w:rFonts w:eastAsia="Times New Roman" w:cstheme="minorHAnsi"/>
-          <w:color w:val="1D1C1D"/>
-          <w:lang w:eastAsia="en-CA"/>
-        </w:rPr>
-        <w:t xml:space="preserve"> this, you are done.</w:t>
-      </w:r>
-    </w:p>
-    <w:p>
-      <w:pPr>
-        <w:tabs>
-          <w:tab w:val="left" w:pos="916"/>
-          <w:tab w:val="left" w:pos="1832"/>
-          <w:tab w:val="left" w:pos="2748"/>
-          <w:tab w:val="left" w:pos="3664"/>
-          <w:tab w:val="left" w:pos="4580"/>
-          <w:tab w:val="left" w:pos="5496"/>
-          <w:tab w:val="left" w:pos="6412"/>
-          <w:tab w:val="left" w:pos="7328"/>
-          <w:tab w:val="left" w:pos="8244"/>
-          <w:tab w:val="left" w:pos="9160"/>
-          <w:tab w:val="left" w:pos="10076"/>
-          <w:tab w:val="left" w:pos="10992"/>
-          <w:tab w:val="left" w:pos="11908"/>
-          <w:tab w:val="left" w:pos="12824"/>
-          <w:tab w:val="left" w:pos="13740"/>
-          <w:tab w:val="left" w:pos="14656"/>
-        </w:tabs>
-        <w:spacing w:before="60" w:after="60" w:line="240" w:lineRule="auto"/>
-        <w:rPr>
-          <w:rFonts w:ascii="Consolas" w:eastAsia="Times New Roman" w:hAnsi="Consolas" w:cs="Courier New"/>
-          <w:b/>
-          <w:bCs/>
-          <w:color w:val="1D1C1D"/>
-          <w:sz w:val="18"/>
-          <w:szCs w:val="18"/>
-          <w:lang w:eastAsia="en-CA"/>
-        </w:rPr>
-      </w:pPr>
-      <w:r>
-        <w:rPr>
-          <w:rFonts w:eastAsia="Times New Roman" w:cstheme="minorHAnsi"/>
-          <w:color w:val="1D1C1D"/>
-          <w:lang w:eastAsia="en-CA"/>
-        </w:rPr>
-        <w:tab/>
-      </w:r>
-      <w:r>
-        <w:rPr>
-          <w:rFonts w:ascii="Consolas" w:eastAsia="Times New Roman" w:hAnsi="Consolas" w:cs="Courier New"/>
-          <w:b/>
-          <w:bCs/>
-          <w:color w:val="1D1C1D"/>
-          <w:sz w:val="18"/>
-          <w:szCs w:val="18"/>
-          <w:lang w:eastAsia="en-CA"/>
-        </w:rPr>
-        <w:t>[1] "GDAL 3.2.1, released 2020/12/29"</w:t>
-      </w:r>
-    </w:p>
-    <w:p>
-      <w:r>
-        <w:t xml:space="preserve">Otherwise, a warning message will indicate that something went </w:t>
-      </w:r>
-      <w:proofErr w:type="gramStart"/>
-      <w:r>
-        <w:t>wrong</w:t>
-      </w:r>
-      <w:proofErr w:type="gramEnd"/>
-      <w:r>
-        <w:t xml:space="preserve"> and you should </w:t>
-      </w:r>
-      <w:r>
-        <w:t>follow</w:t>
-      </w:r>
-      <w:r>
-        <w:t xml:space="preserve"> the i</w:t>
-      </w:r>
-      <w:r>
-        <w:t>nstructions below for your operating system.</w:t>
-      </w:r>
-    </w:p>
-    <w:p>
-      <w:pPr>
-        <w:pStyle w:val="Heading2"/>
-      </w:pPr>
-      <w:r>
-        <w:t>Windows operating system</w:t>
-      </w:r>
-    </w:p>
-    <w:p/>
-    <w:p>
-      <w:r>
-        <w:t xml:space="preserve">The easiest method for installing GDAL on windows is to download and install the OSGeo4W software package. OSGeo4W is a binary distribution of a set of </w:t>
-      </w:r>
-      <w:proofErr w:type="gramStart"/>
-      <w:r>
-        <w:t>open source</w:t>
-      </w:r>
-      <w:proofErr w:type="gramEnd"/>
-      <w:r>
-        <w:t xml:space="preserve"> geospatial software for Windows operating system. In addition to GDAL libraries, OSGeo4W includes QGIS and GRASS software and many other useful packages. A complete install of OSGeo4W will consume a substantial portion of hard drive space. However, only GDAL is required for the GLATOS workshop and may be selected from a list of </w:t>
-      </w:r>
-      <w:r>
-        <w:lastRenderedPageBreak/>
-        <w:t xml:space="preserve">packages included in OSGeo4W when installing. Choose “Express Desktop Install” and accept all defaults except uncheck boxes for QGIS and OPEN GIS, when prompted to only install GDAL. Please see installation instructions at </w:t>
+        </w:rPr>
+        <w:t>Only Windows Users need to install Rtools – not MacOS</w:t>
+      </w:r>
+    </w:p>
+    <w:p>
+      <w:pPr>
+        <w:pStyle w:val="ListParagraph"/>
+        <w:numPr>
+          <w:ilvl w:val="0"/>
+          <w:numId w:val="18"/>
+        </w:numPr>
+        <w:pBdr>
+          <w:top w:val="nil"/>
+          <w:left w:val="nil"/>
+          <w:bottom w:val="nil"/>
+          <w:right w:val="nil"/>
+          <w:between w:val="nil"/>
+          <w:bar w:val="nil"/>
+        </w:pBdr>
+        <w:contextualSpacing w:val="0"/>
+      </w:pPr>
+      <w:r>
+        <w:rPr>
+          <w:lang w:val="en-US"/>
+        </w:rPr>
+        <w:t xml:space="preserve">Point your browser to  </w:t>
       </w:r>
       <w:hyperlink r:id="rId10" w:history="1">
         <w:r>
           <w:rPr>
-            <w:rStyle w:val="Hyperlink"/>
+            <w:rStyle w:val="Hyperlink0"/>
+            <w:lang w:val="en-US"/>
           </w:rPr>
-          <w:t>https://trac.osgeo.org/osgeo4w</w:t>
+          <w:t>https://cran.r-project.org/bin/windows/Rtools/</w:t>
         </w:r>
       </w:hyperlink>
       <w:r>
-        <w:t xml:space="preserve"> . The “Quick Start for OSGeo4W Users” section summarizes the installation instructions and provides links to download the installer for Windows operating system. Please note that the OSGeo4W installer requires internet access during the install process. After installation, test by opening Command Prompt, type </w:t>
-      </w:r>
-      <w:proofErr w:type="spellStart"/>
-      <w:r>
-        <w:rPr>
-          <w:rFonts w:ascii="Times New Roman" w:hAnsi="Times New Roman" w:cs="Times New Roman"/>
+        <w:rPr>
+          <w:lang w:val="en-US"/>
+        </w:rPr>
+        <w:t>. Select the file which aligns with your R version to download the file and then run the installer. Default options should be fine.</w:t>
+      </w:r>
+    </w:p>
+    <w:p>
+      <w:pPr>
+        <w:pStyle w:val="ListParagraph"/>
+        <w:numPr>
+          <w:ilvl w:val="0"/>
+          <w:numId w:val="18"/>
+        </w:numPr>
+        <w:pBdr>
+          <w:top w:val="nil"/>
+          <w:left w:val="nil"/>
+          <w:bottom w:val="nil"/>
+          <w:right w:val="nil"/>
+          <w:between w:val="nil"/>
+          <w:bar w:val="nil"/>
+        </w:pBdr>
+        <w:contextualSpacing w:val="0"/>
+      </w:pPr>
+      <w:r>
+        <w:rPr>
+          <w:lang w:val="en-US"/>
+        </w:rPr>
+        <w:t>After installation on Windows operating system, Rtools will need to be added to the system Path variable. Open System Properties (enter “system environment variables” in the windows search box and selected “Edit the system environment variables”) and select the box named “Environment Variables”. In the “System Variables” box, click “Path” in the “Variable” column, then click “Edit” and then “New”. Add (type or paste) the full path to the Rtools binaries folder (e.g., C:\Rtools\bin). Click OK and OK again to close the Environment Variables window.</w:t>
+      </w:r>
+    </w:p>
+    <w:p>
+      <w:pPr>
+        <w:pStyle w:val="ListParagraph"/>
+        <w:numPr>
+          <w:ilvl w:val="0"/>
+          <w:numId w:val="18"/>
+        </w:numPr>
+        <w:pBdr>
+          <w:top w:val="nil"/>
+          <w:left w:val="nil"/>
+          <w:bottom w:val="nil"/>
+          <w:right w:val="nil"/>
+          <w:between w:val="nil"/>
+          <w:bar w:val="nil"/>
+        </w:pBdr>
+        <w:contextualSpacing w:val="0"/>
+      </w:pPr>
+      <w:r>
+        <w:rPr>
+          <w:lang w:val="en-US"/>
+        </w:rPr>
+        <w:lastRenderedPageBreak/>
+        <w:t xml:space="preserve">Check that Rtools was installed correctly using the R package ‘devtools’. In RStudio, install the R package ‘devtools’ using the R code below: </w:t>
+      </w:r>
+      <w:r>
+        <w:rPr>
+          <w:rFonts w:ascii="Times New Roman" w:hAnsi="Times New Roman"/>
           <w:b/>
           <w:bCs/>
-        </w:rPr>
-        <w:t>gdalinfo</w:t>
-      </w:r>
-      <w:proofErr w:type="spellEnd"/>
-      <w:r>
-        <w:rPr>
-          <w:rFonts w:ascii="Times New Roman" w:hAnsi="Times New Roman" w:cs="Times New Roman"/>
+          <w:lang w:val="en-US"/>
+        </w:rPr>
+        <w:t>install.packages("devtools")</w:t>
+      </w:r>
+    </w:p>
+    <w:p>
+      <w:pPr>
+        <w:pStyle w:val="ListParagraph"/>
+        <w:numPr>
+          <w:ilvl w:val="0"/>
+          <w:numId w:val="18"/>
+        </w:numPr>
+        <w:pBdr>
+          <w:top w:val="nil"/>
+          <w:left w:val="nil"/>
+          <w:bottom w:val="nil"/>
+          <w:right w:val="nil"/>
+          <w:between w:val="nil"/>
+          <w:bar w:val="nil"/>
+        </w:pBdr>
+        <w:contextualSpacing w:val="0"/>
+      </w:pPr>
+      <w:r>
+        <w:rPr>
+          <w:lang w:val="en-US"/>
+        </w:rPr>
+        <w:t xml:space="preserve">Use the ‘devtools’ function ‘find_rtools’ to check if rtools was installed corrected. Use the code below: </w:t>
+      </w:r>
+    </w:p>
+    <w:p>
+      <w:pPr>
+        <w:pStyle w:val="Body"/>
+        <w:ind w:left="720"/>
+        <w:rPr>
+          <w:rFonts w:ascii="Times New Roman" w:eastAsia="Times New Roman" w:hAnsi="Times New Roman" w:cs="Times New Roman"/>
+        </w:rPr>
+      </w:pPr>
+      <w:r>
+        <w:rPr>
+          <w:rFonts w:ascii="Times New Roman" w:hAnsi="Times New Roman"/>
           <w:b/>
           <w:bCs/>
         </w:rPr>
-        <w:t xml:space="preserve"> -</w:t>
-      </w:r>
-      <w:r>
-        <w:rPr>
-          <w:rFonts w:ascii="Times New Roman" w:hAnsi="Times New Roman" w:cs="Times New Roman"/>
+        <w:t xml:space="preserve">library(devtools) </w:t>
+      </w:r>
+    </w:p>
+    <w:p>
+      <w:pPr>
+        <w:pStyle w:val="Body"/>
+        <w:ind w:left="720"/>
+        <w:rPr>
+          <w:rFonts w:ascii="Times New Roman" w:eastAsia="Times New Roman" w:hAnsi="Times New Roman" w:cs="Times New Roman"/>
+        </w:rPr>
+      </w:pPr>
+      <w:r>
+        <w:rPr>
+          <w:rFonts w:ascii="Times New Roman" w:hAnsi="Times New Roman"/>
           <w:b/>
           <w:bCs/>
         </w:rPr>
-        <w:t>-</w:t>
-      </w:r>
-      <w:r>
-        <w:rPr>
-          <w:rFonts w:ascii="Times New Roman" w:hAnsi="Times New Roman" w:cs="Times New Roman"/>
-          <w:b/>
-          <w:bCs/>
-        </w:rPr>
-        <w:t>version</w:t>
-      </w:r>
-      <w:r>
-        <w:t xml:space="preserve"> and hit enter. If no version number is returned, then GDAL needs be added to the system Path variable. To do this, open System Properties (enter “system environment variables” in the windows search box and selected “Edit the system environment variables”) and select the box named “Environment Variables”. In the “System Variables” box, click “Path” in the “Variable” column, then click “Edit” and then “New”. Add (type or paste) the full path to the OSGeo4W binaries folder (e.g., C:\OSGeo4W64\bin). Click OK and OK again to close the Environment Variables window. Test again in </w:t>
-      </w:r>
-      <w:r>
-        <w:t>in RStudio:</w:t>
-      </w:r>
-    </w:p>
-    <w:p>
-      <w:pPr>
-        <w:ind w:firstLine="720"/>
-        <w:rPr>
-          <w:rFonts w:ascii="Consolas" w:hAnsi="Consolas"/>
-          <w:b/>
-          <w:bCs/>
-          <w:sz w:val="18"/>
-          <w:szCs w:val="18"/>
-        </w:rPr>
-      </w:pPr>
-      <w:proofErr w:type="spellStart"/>
-      <w:r>
-        <w:rPr>
-          <w:rFonts w:ascii="Consolas" w:hAnsi="Consolas"/>
-          <w:b/>
-          <w:bCs/>
-          <w:sz w:val="18"/>
-          <w:szCs w:val="18"/>
-        </w:rPr>
-        <w:t>install.packages</w:t>
-      </w:r>
-      <w:proofErr w:type="spellEnd"/>
-      <w:r>
-        <w:rPr>
-          <w:rFonts w:ascii="Consolas" w:hAnsi="Consolas"/>
-          <w:b/>
-          <w:bCs/>
-          <w:sz w:val="18"/>
-          <w:szCs w:val="18"/>
-        </w:rPr>
-        <w:t>('</w:t>
-      </w:r>
-      <w:proofErr w:type="spellStart"/>
-      <w:r>
-        <w:rPr>
-          <w:rFonts w:ascii="Consolas" w:hAnsi="Consolas"/>
-          <w:b/>
-          <w:bCs/>
-          <w:sz w:val="18"/>
-          <w:szCs w:val="18"/>
-        </w:rPr>
-        <w:t>rgdal</w:t>
-      </w:r>
-      <w:proofErr w:type="spellEnd"/>
-      <w:r>
-        <w:rPr>
-          <w:rFonts w:ascii="Consolas" w:hAnsi="Consolas"/>
-          <w:b/>
-          <w:bCs/>
-          <w:sz w:val="18"/>
-          <w:szCs w:val="18"/>
-        </w:rPr>
-        <w:t>')</w:t>
-      </w:r>
-    </w:p>
-    <w:p>
-      <w:pPr>
-        <w:ind w:left="720"/>
-        <w:rPr>
-          <w:b/>
-          <w:bCs/>
-        </w:rPr>
-      </w:pPr>
-      <w:r>
-        <w:rPr>
-          <w:rFonts w:ascii="Consolas" w:hAnsi="Consolas"/>
-          <w:b/>
-          <w:bCs/>
-          <w:sz w:val="18"/>
-          <w:szCs w:val="18"/>
-        </w:rPr>
-        <w:t>library(</w:t>
-      </w:r>
-      <w:proofErr w:type="spellStart"/>
-      <w:r>
-        <w:rPr>
-          <w:rFonts w:ascii="Consolas" w:hAnsi="Consolas"/>
-          <w:b/>
-          <w:bCs/>
-          <w:sz w:val="18"/>
-          <w:szCs w:val="18"/>
-        </w:rPr>
-        <w:t>rgdal</w:t>
-      </w:r>
-      <w:proofErr w:type="spellEnd"/>
-      <w:r>
-        <w:rPr>
-          <w:rFonts w:ascii="Consolas" w:hAnsi="Consolas"/>
-          <w:b/>
-          <w:bCs/>
-          <w:sz w:val="18"/>
-          <w:szCs w:val="18"/>
-        </w:rPr>
-        <w:t>)</w:t>
-      </w:r>
-    </w:p>
-    <w:p>
-      <w:pPr>
-        <w:ind w:left="720"/>
-        <w:rPr>
-          <w:b/>
-          <w:bCs/>
-        </w:rPr>
-      </w:pPr>
-      <w:proofErr w:type="spellStart"/>
-      <w:proofErr w:type="gramStart"/>
-      <w:r>
-        <w:rPr>
-          <w:rFonts w:ascii="Consolas" w:eastAsia="Times New Roman" w:hAnsi="Consolas" w:cs="Courier New"/>
-          <w:b/>
-          <w:bCs/>
-          <w:color w:val="1D1C1D"/>
-          <w:sz w:val="18"/>
-          <w:szCs w:val="18"/>
-          <w:lang w:eastAsia="en-CA"/>
-        </w:rPr>
-        <w:t>rgdal</w:t>
-      </w:r>
-      <w:proofErr w:type="spellEnd"/>
-      <w:r>
-        <w:rPr>
-          <w:rFonts w:ascii="Consolas" w:eastAsia="Times New Roman" w:hAnsi="Consolas" w:cs="Courier New"/>
-          <w:b/>
-          <w:bCs/>
-          <w:color w:val="1D1C1D"/>
-          <w:sz w:val="18"/>
-          <w:szCs w:val="18"/>
-          <w:lang w:eastAsia="en-CA"/>
-        </w:rPr>
-        <w:t>::</w:t>
-      </w:r>
-      <w:proofErr w:type="spellStart"/>
-      <w:proofErr w:type="gramEnd"/>
-      <w:r>
-        <w:rPr>
-          <w:rFonts w:ascii="Consolas" w:eastAsia="Times New Roman" w:hAnsi="Consolas" w:cs="Courier New"/>
-          <w:b/>
-          <w:bCs/>
-          <w:color w:val="1D1C1D"/>
-          <w:sz w:val="18"/>
-          <w:szCs w:val="18"/>
-          <w:lang w:eastAsia="en-CA"/>
-        </w:rPr>
-        <w:t>getGDALVersionInfo</w:t>
-      </w:r>
-      <w:proofErr w:type="spellEnd"/>
-      <w:r>
-        <w:rPr>
-          <w:rFonts w:ascii="Consolas" w:eastAsia="Times New Roman" w:hAnsi="Consolas" w:cs="Courier New"/>
-          <w:b/>
-          <w:bCs/>
-          <w:color w:val="1D1C1D"/>
-          <w:sz w:val="18"/>
-          <w:szCs w:val="18"/>
-          <w:lang w:eastAsia="en-CA"/>
-        </w:rPr>
-        <w:t>()</w:t>
-      </w:r>
-    </w:p>
-    <w:p>
-      <w:pPr>
-        <w:pStyle w:val="Heading2"/>
-      </w:pPr>
-      <w:r>
-        <w:t>Mac operating system</w:t>
-      </w:r>
-    </w:p>
-    <w:p>
-      <w:pPr>
-        <w:rPr>
-          <w:b/>
-          <w:bCs/>
-        </w:rPr>
-      </w:pPr>
-    </w:p>
-    <w:p>
-      <w:r>
-        <w:t xml:space="preserve">On Mac, you will have to install the GDAL framework from an independent developer (a trusted source). Go to </w:t>
+        <w:t>devtools::find_rtools()</w:t>
+      </w:r>
+    </w:p>
+    <w:p>
+      <w:pPr>
+        <w:pStyle w:val="ListParagraph"/>
+      </w:pPr>
+      <w:r>
+        <w:rPr>
+          <w:lang w:val="en-US"/>
+        </w:rPr>
+        <w:t>If the result is TRUE, you are done. Otherwise, a warning message will indicate that something went wrong. Double check that the Rtools\bin directory was added correctly to the system Path variable.</w:t>
+      </w:r>
+    </w:p>
+    <w:p>
+      <w:pPr>
+        <w:pStyle w:val="Heading"/>
+      </w:pPr>
+      <w:r>
+        <w:t>Instructions for installing Julia:</w:t>
+      </w:r>
+    </w:p>
+    <w:p>
+      <w:pPr>
+        <w:pStyle w:val="Body"/>
+        <w:numPr>
+          <w:ilvl w:val="0"/>
+          <w:numId w:val="19"/>
+        </w:numPr>
+      </w:pPr>
+      <w:r>
+        <w:t>Point your browser to</w:t>
+      </w:r>
+      <w:r>
+        <w:t xml:space="preserve"> </w:t>
       </w:r>
       <w:hyperlink r:id="rId11" w:history="1">
         <w:r>
           <w:rPr>
             <w:rStyle w:val="Hyperlink"/>
           </w:rPr>
-          <w:t>http://www.kyngchaos.com/software/frameworks</w:t>
+          <w:t>https://julialang.org/downloads/#long_term_support_release</w:t>
         </w:r>
       </w:hyperlink>
       <w:r>
-        <w:t xml:space="preserve">  and install the </w:t>
-      </w:r>
-      <w:r>
-        <w:rPr>
-          <w:b/>
-          <w:bCs/>
-        </w:rPr>
-        <w:t>GDAL complete</w:t>
-      </w:r>
-      <w:r>
-        <w:t xml:space="preserve"> </w:t>
-      </w:r>
-      <w:r>
-        <w:t>framework</w:t>
-      </w:r>
-      <w:r>
-        <w:t xml:space="preserve"> for your software version.</w:t>
-      </w:r>
-    </w:p>
-    <w:p>
-      <w:r>
-        <w:t>Because these are coming from an independent developer, you may see the following message when installing frameworks:</w:t>
-      </w:r>
-    </w:p>
-    <w:p>
-      <w:r>
-        <w:t>“[Name].pkg can’t be opened because it is from an unidentified developer.”</w:t>
-      </w:r>
-    </w:p>
-    <w:p>
-      <w:r>
-        <w:t>Once you see this message, go to your general security setting tab (System Preferences/Security &amp; Privacy/General) and at the bottom you will see</w:t>
-      </w:r>
-    </w:p>
-    <w:p>
-      <w:r>
-        <w:t>“[Name].pkg was blocked from opening because it is from an unidentified developer.”</w:t>
-      </w:r>
-    </w:p>
-    <w:p>
-      <w:r>
-        <w:t xml:space="preserve">Select “Open Anyway” and follow the command prompts. This will likely need to be done for each installation. Once you have completed step 6, open Terminal (Applications/Utilities/Terminal) and enter </w:t>
-      </w:r>
-      <w:r>
-        <w:rPr>
-          <w:rFonts w:ascii="Times New Roman" w:hAnsi="Times New Roman" w:cs="Times New Roman"/>
-          <w:b/>
-          <w:bCs/>
-        </w:rPr>
-        <w:t>export PATH=/Library/Frameworks/</w:t>
-      </w:r>
-      <w:proofErr w:type="spellStart"/>
-      <w:r>
-        <w:rPr>
-          <w:rFonts w:ascii="Times New Roman" w:hAnsi="Times New Roman" w:cs="Times New Roman"/>
-          <w:b/>
-          <w:bCs/>
-        </w:rPr>
-        <w:t>GDAL.framework</w:t>
-      </w:r>
-      <w:proofErr w:type="spellEnd"/>
-      <w:r>
-        <w:rPr>
-          <w:rFonts w:ascii="Times New Roman" w:hAnsi="Times New Roman" w:cs="Times New Roman"/>
-          <w:b/>
-          <w:bCs/>
-        </w:rPr>
-        <w:t>/Programs:$PATH</w:t>
-      </w:r>
-      <w:r>
-        <w:t xml:space="preserve"> To check that the installation was successful, </w:t>
-      </w:r>
-      <w:r>
-        <w:t>rerun in RStudio:</w:t>
-      </w:r>
-    </w:p>
-    <w:p>
-      <w:pPr>
-        <w:ind w:firstLine="720"/>
-        <w:rPr>
-          <w:rFonts w:ascii="Consolas" w:hAnsi="Consolas"/>
-          <w:b/>
-          <w:bCs/>
-          <w:sz w:val="18"/>
-          <w:szCs w:val="18"/>
-        </w:rPr>
-      </w:pPr>
-      <w:proofErr w:type="spellStart"/>
-      <w:r>
-        <w:rPr>
-          <w:rFonts w:ascii="Consolas" w:hAnsi="Consolas"/>
-          <w:b/>
-          <w:bCs/>
-          <w:sz w:val="18"/>
-          <w:szCs w:val="18"/>
-        </w:rPr>
-        <w:t>install.packages</w:t>
-      </w:r>
-      <w:proofErr w:type="spellEnd"/>
-      <w:r>
-        <w:rPr>
-          <w:rFonts w:ascii="Consolas" w:hAnsi="Consolas"/>
-          <w:b/>
-          <w:bCs/>
-          <w:sz w:val="18"/>
-          <w:szCs w:val="18"/>
-        </w:rPr>
-        <w:t>('</w:t>
-      </w:r>
-      <w:proofErr w:type="spellStart"/>
-      <w:r>
-        <w:rPr>
-          <w:rFonts w:ascii="Consolas" w:hAnsi="Consolas"/>
-          <w:b/>
-          <w:bCs/>
-          <w:sz w:val="18"/>
-          <w:szCs w:val="18"/>
-        </w:rPr>
-        <w:t>rgdal</w:t>
-      </w:r>
-      <w:proofErr w:type="spellEnd"/>
-      <w:r>
-        <w:rPr>
-          <w:rFonts w:ascii="Consolas" w:hAnsi="Consolas"/>
-          <w:b/>
-          <w:bCs/>
-          <w:sz w:val="18"/>
-          <w:szCs w:val="18"/>
-        </w:rPr>
-        <w:t>')</w:t>
-      </w:r>
-    </w:p>
-    <w:p>
-      <w:pPr>
-        <w:ind w:left="720"/>
-        <w:rPr>
-          <w:b/>
-          <w:bCs/>
-        </w:rPr>
-      </w:pPr>
-      <w:r>
-        <w:rPr>
-          <w:rFonts w:ascii="Consolas" w:hAnsi="Consolas"/>
-          <w:b/>
-          <w:bCs/>
-          <w:sz w:val="18"/>
-          <w:szCs w:val="18"/>
-        </w:rPr>
-        <w:t>library(</w:t>
-      </w:r>
-      <w:proofErr w:type="spellStart"/>
-      <w:r>
-        <w:rPr>
-          <w:rFonts w:ascii="Consolas" w:hAnsi="Consolas"/>
-          <w:b/>
-          <w:bCs/>
-          <w:sz w:val="18"/>
-          <w:szCs w:val="18"/>
-        </w:rPr>
-        <w:t>rgdal</w:t>
-      </w:r>
-      <w:proofErr w:type="spellEnd"/>
-      <w:r>
-        <w:rPr>
-          <w:rFonts w:ascii="Consolas" w:hAnsi="Consolas"/>
-          <w:b/>
-          <w:bCs/>
-          <w:sz w:val="18"/>
-          <w:szCs w:val="18"/>
-        </w:rPr>
-        <w:t>)</w:t>
-      </w:r>
-    </w:p>
-    <w:p>
-      <w:pPr>
-        <w:ind w:left="720"/>
-        <w:rPr>
-          <w:b/>
-          <w:bCs/>
-        </w:rPr>
-      </w:pPr>
-      <w:proofErr w:type="spellStart"/>
-      <w:proofErr w:type="gramStart"/>
-      <w:r>
-        <w:rPr>
-          <w:rFonts w:ascii="Consolas" w:eastAsia="Times New Roman" w:hAnsi="Consolas" w:cs="Courier New"/>
-          <w:b/>
-          <w:bCs/>
-          <w:color w:val="1D1C1D"/>
-          <w:sz w:val="18"/>
-          <w:szCs w:val="18"/>
-          <w:lang w:eastAsia="en-CA"/>
-        </w:rPr>
-        <w:t>rgdal</w:t>
-      </w:r>
-      <w:proofErr w:type="spellEnd"/>
-      <w:r>
-        <w:rPr>
-          <w:rFonts w:ascii="Consolas" w:eastAsia="Times New Roman" w:hAnsi="Consolas" w:cs="Courier New"/>
-          <w:b/>
-          <w:bCs/>
-          <w:color w:val="1D1C1D"/>
-          <w:sz w:val="18"/>
-          <w:szCs w:val="18"/>
-          <w:lang w:eastAsia="en-CA"/>
-        </w:rPr>
-        <w:t>::</w:t>
-      </w:r>
-      <w:proofErr w:type="spellStart"/>
-      <w:proofErr w:type="gramEnd"/>
-      <w:r>
-        <w:rPr>
-          <w:rFonts w:ascii="Consolas" w:eastAsia="Times New Roman" w:hAnsi="Consolas" w:cs="Courier New"/>
-          <w:b/>
-          <w:bCs/>
-          <w:color w:val="1D1C1D"/>
-          <w:sz w:val="18"/>
-          <w:szCs w:val="18"/>
-          <w:lang w:eastAsia="en-CA"/>
-        </w:rPr>
-        <w:t>getGDALVersionInfo</w:t>
-      </w:r>
-      <w:proofErr w:type="spellEnd"/>
-      <w:r>
-        <w:rPr>
-          <w:rFonts w:ascii="Consolas" w:eastAsia="Times New Roman" w:hAnsi="Consolas" w:cs="Courier New"/>
-          <w:b/>
-          <w:bCs/>
-          <w:color w:val="1D1C1D"/>
-          <w:sz w:val="18"/>
-          <w:szCs w:val="18"/>
-          <w:lang w:eastAsia="en-CA"/>
-        </w:rPr>
-        <w:t>()</w:t>
-      </w:r>
-    </w:p>
-    <w:p/>
-    <w:p>
-      <w:pPr>
-        <w:pStyle w:val="Heading1"/>
-      </w:pPr>
-    </w:p>
-    <w:p>
-      <w:pPr>
-        <w:pStyle w:val="Heading1"/>
-      </w:pPr>
-      <w:r>
-        <w:t xml:space="preserve">Instructions for installing </w:t>
-      </w:r>
-      <w:proofErr w:type="spellStart"/>
-      <w:r>
-        <w:t>Rtools</w:t>
-      </w:r>
-      <w:proofErr w:type="spellEnd"/>
-      <w:r>
-        <w:t>:</w:t>
-      </w:r>
-    </w:p>
-    <w:p/>
-    <w:p>
-      <w:pPr>
-        <w:rPr>
-          <w:b/>
-          <w:bCs/>
-        </w:rPr>
-      </w:pPr>
-      <w:r>
-        <w:rPr>
-          <w:b/>
-          <w:bCs/>
-        </w:rPr>
-        <w:t xml:space="preserve">Only Windows Users need to install </w:t>
-      </w:r>
-      <w:proofErr w:type="spellStart"/>
-      <w:r>
-        <w:rPr>
-          <w:b/>
-          <w:bCs/>
-        </w:rPr>
-        <w:t>Rtools</w:t>
-      </w:r>
-      <w:proofErr w:type="spellEnd"/>
-      <w:r>
-        <w:rPr>
-          <w:b/>
-          <w:bCs/>
-        </w:rPr>
-        <w:t xml:space="preserve"> – not MacOS</w:t>
+        <w:t xml:space="preserve"> and follow the instructions for your operating system. </w:t>
+      </w:r>
+    </w:p>
+    <w:p>
+      <w:pPr>
+        <w:pStyle w:val="Body"/>
+        <w:numPr>
+          <w:ilvl w:val="0"/>
+          <w:numId w:val="19"/>
+        </w:numPr>
+      </w:pPr>
+      <w:r>
+        <w:t>You must select “Add Julia to PATH” if the option appears during installation.</w:t>
       </w:r>
     </w:p>
     <w:p>
@@ -1375,271 +948,75 @@
         <w:pStyle w:val="ListParagraph"/>
         <w:numPr>
           <w:ilvl w:val="0"/>
-          <w:numId w:val="10"/>
+          <w:numId w:val="12"/>
         </w:numPr>
-      </w:pPr>
-      <w:r>
-        <w:t xml:space="preserve">Point your browser to </w:t>
-      </w:r>
-      <w:hyperlink r:id="rId12" w:history="1">
-        <w:r>
-          <w:rPr>
-            <w:rStyle w:val="Hyperlink"/>
-          </w:rPr>
-          <w:t>https://cran.r-project.org/bin/windows/Rtools/</w:t>
-        </w:r>
-      </w:hyperlink>
-      <w:r>
-        <w:t xml:space="preserve"> </w:t>
-      </w:r>
-      <w:r>
-        <w:t>. Select the file which aligns with your R version to download the file and then run the installer. Default options should be fine.</w:t>
-      </w:r>
-    </w:p>
-    <w:p>
-      <w:pPr>
-        <w:pStyle w:val="ListParagraph"/>
-        <w:numPr>
-          <w:ilvl w:val="0"/>
-          <w:numId w:val="10"/>
-        </w:numPr>
-      </w:pPr>
-      <w:r>
-        <w:t xml:space="preserve">After installation on Windows operating system, </w:t>
-      </w:r>
-      <w:proofErr w:type="spellStart"/>
-      <w:r>
-        <w:t>Rtools</w:t>
-      </w:r>
-      <w:proofErr w:type="spellEnd"/>
-      <w:r>
-        <w:t xml:space="preserve"> will need to be added to the system Path variable. Open System Properties (enter “system environment variables” in the windows search box and selected “Edit the system environment variables”) and select the box named “Environment Variables”. In the “System Variables” box, click “Path” in the “Variable” column, then click “Edit” and then “New”. Add (type or paste) the full path to the </w:t>
-      </w:r>
-      <w:proofErr w:type="spellStart"/>
-      <w:r>
-        <w:t>Rtools</w:t>
-      </w:r>
-      <w:proofErr w:type="spellEnd"/>
-      <w:r>
-        <w:t xml:space="preserve"> binaries folder (e.g., C:\Rtools\bin). Click OK and OK again to close the Environment Variables window.</w:t>
-      </w:r>
-    </w:p>
-    <w:p>
-      <w:pPr>
-        <w:pStyle w:val="ListParagraph"/>
-        <w:numPr>
-          <w:ilvl w:val="0"/>
-          <w:numId w:val="10"/>
-        </w:numPr>
-      </w:pPr>
-      <w:r>
-        <w:t xml:space="preserve">Check that </w:t>
-      </w:r>
-      <w:proofErr w:type="spellStart"/>
-      <w:r>
-        <w:t>Rtools</w:t>
-      </w:r>
-      <w:proofErr w:type="spellEnd"/>
-      <w:r>
-        <w:t xml:space="preserve"> was installed correctly using the R package ‘</w:t>
-      </w:r>
-      <w:proofErr w:type="spellStart"/>
-      <w:r>
-        <w:t>devtools</w:t>
-      </w:r>
-      <w:proofErr w:type="spellEnd"/>
-      <w:r>
-        <w:t>’. In RStudio, install the R package ‘</w:t>
-      </w:r>
-      <w:proofErr w:type="spellStart"/>
-      <w:r>
-        <w:t>devtools</w:t>
-      </w:r>
-      <w:proofErr w:type="spellEnd"/>
-      <w:r>
-        <w:t xml:space="preserve">’ using the R code below: </w:t>
-      </w:r>
-      <w:proofErr w:type="spellStart"/>
-      <w:r>
-        <w:rPr>
-          <w:rFonts w:ascii="Times New Roman" w:hAnsi="Times New Roman" w:cs="Times New Roman"/>
-          <w:b/>
-          <w:bCs/>
-        </w:rPr>
-        <w:t>install.packages</w:t>
-      </w:r>
-      <w:proofErr w:type="spellEnd"/>
-      <w:r>
-        <w:rPr>
-          <w:rFonts w:ascii="Times New Roman" w:hAnsi="Times New Roman" w:cs="Times New Roman"/>
-          <w:b/>
-          <w:bCs/>
-        </w:rPr>
-        <w:t>("</w:t>
-      </w:r>
-      <w:proofErr w:type="spellStart"/>
-      <w:r>
-        <w:rPr>
-          <w:rFonts w:ascii="Times New Roman" w:hAnsi="Times New Roman" w:cs="Times New Roman"/>
-          <w:b/>
-          <w:bCs/>
-        </w:rPr>
-        <w:t>devtools</w:t>
-      </w:r>
-      <w:proofErr w:type="spellEnd"/>
-      <w:r>
-        <w:rPr>
-          <w:rFonts w:ascii="Times New Roman" w:hAnsi="Times New Roman" w:cs="Times New Roman"/>
-          <w:b/>
-          <w:bCs/>
-        </w:rPr>
-        <w:t>")</w:t>
-      </w:r>
-    </w:p>
-    <w:p>
-      <w:pPr>
-        <w:pStyle w:val="ListParagraph"/>
-        <w:numPr>
-          <w:ilvl w:val="0"/>
-          <w:numId w:val="10"/>
-        </w:numPr>
-      </w:pPr>
-      <w:r>
-        <w:t>Use the ‘</w:t>
-      </w:r>
-      <w:proofErr w:type="spellStart"/>
-      <w:r>
-        <w:t>devtools</w:t>
-      </w:r>
-      <w:proofErr w:type="spellEnd"/>
-      <w:r>
-        <w:t>’ function ‘</w:t>
-      </w:r>
-      <w:proofErr w:type="spellStart"/>
-      <w:r>
-        <w:t>find_rtools</w:t>
-      </w:r>
-      <w:proofErr w:type="spellEnd"/>
-      <w:r>
-        <w:t xml:space="preserve">’ to check if </w:t>
-      </w:r>
-      <w:proofErr w:type="spellStart"/>
-      <w:r>
-        <w:t>rtools</w:t>
-      </w:r>
-      <w:proofErr w:type="spellEnd"/>
-      <w:r>
-        <w:t xml:space="preserve"> was installed corrected. Use the code below: </w:t>
-      </w:r>
-    </w:p>
-    <w:p>
-      <w:pPr>
-        <w:ind w:left="720"/>
-        <w:rPr>
-          <w:rFonts w:ascii="Times New Roman" w:hAnsi="Times New Roman" w:cs="Times New Roman"/>
-        </w:rPr>
-      </w:pPr>
-      <w:r>
-        <w:rPr>
-          <w:rFonts w:ascii="Times New Roman" w:hAnsi="Times New Roman" w:cs="Times New Roman"/>
-          <w:b/>
-          <w:bCs/>
-        </w:rPr>
-        <w:t>library(</w:t>
-      </w:r>
-      <w:proofErr w:type="spellStart"/>
-      <w:r>
-        <w:rPr>
-          <w:rFonts w:ascii="Times New Roman" w:hAnsi="Times New Roman" w:cs="Times New Roman"/>
-          <w:b/>
-          <w:bCs/>
-        </w:rPr>
-        <w:t>devtools</w:t>
-      </w:r>
-      <w:proofErr w:type="spellEnd"/>
-      <w:r>
-        <w:rPr>
-          <w:rFonts w:ascii="Times New Roman" w:hAnsi="Times New Roman" w:cs="Times New Roman"/>
-          <w:b/>
-          <w:bCs/>
-        </w:rPr>
-        <w:t xml:space="preserve">) </w:t>
-      </w:r>
-    </w:p>
-    <w:p>
-      <w:pPr>
-        <w:ind w:left="720"/>
-        <w:rPr>
-          <w:rFonts w:ascii="Times New Roman" w:hAnsi="Times New Roman" w:cs="Times New Roman"/>
-        </w:rPr>
-      </w:pPr>
-      <w:proofErr w:type="spellStart"/>
-      <w:proofErr w:type="gramStart"/>
-      <w:r>
-        <w:rPr>
-          <w:rFonts w:ascii="Times New Roman" w:hAnsi="Times New Roman" w:cs="Times New Roman"/>
-          <w:b/>
-          <w:bCs/>
-        </w:rPr>
-        <w:t>devtools</w:t>
-      </w:r>
-      <w:proofErr w:type="spellEnd"/>
-      <w:r>
-        <w:rPr>
-          <w:rFonts w:ascii="Times New Roman" w:hAnsi="Times New Roman" w:cs="Times New Roman"/>
-          <w:b/>
-          <w:bCs/>
-        </w:rPr>
-        <w:t>::</w:t>
-      </w:r>
-      <w:proofErr w:type="spellStart"/>
-      <w:proofErr w:type="gramEnd"/>
-      <w:r>
-        <w:rPr>
-          <w:rFonts w:ascii="Times New Roman" w:hAnsi="Times New Roman" w:cs="Times New Roman"/>
-          <w:b/>
-          <w:bCs/>
-        </w:rPr>
-        <w:t>find_rtools</w:t>
-      </w:r>
-      <w:proofErr w:type="spellEnd"/>
-      <w:r>
-        <w:rPr>
-          <w:rFonts w:ascii="Times New Roman" w:hAnsi="Times New Roman" w:cs="Times New Roman"/>
-          <w:b/>
-          <w:bCs/>
-        </w:rPr>
-        <w:t>()</w:t>
-      </w:r>
-    </w:p>
-    <w:p>
-      <w:pPr>
-        <w:pStyle w:val="ListParagraph"/>
-      </w:pPr>
-      <w:r>
-        <w:t xml:space="preserve">If the result is TRUE, you are done. Otherwise, a warning message will indicate that something went wrong. Double check that the </w:t>
-      </w:r>
-      <w:proofErr w:type="spellStart"/>
-      <w:r>
-        <w:t>Rtools</w:t>
-      </w:r>
-      <w:proofErr w:type="spellEnd"/>
-      <w:r>
-        <w:t>\bin directory was added correctly to the system Path variable.</w:t>
-      </w:r>
-    </w:p>
+        <w:pBdr>
+          <w:top w:val="nil"/>
+          <w:left w:val="nil"/>
+          <w:bottom w:val="nil"/>
+          <w:right w:val="nil"/>
+          <w:between w:val="nil"/>
+          <w:bar w:val="nil"/>
+        </w:pBdr>
+        <w:contextualSpacing w:val="0"/>
+      </w:pPr>
+      <w:r>
+        <w:t xml:space="preserve">Once you have Julia installed, you will need to ensure Julia and R are connected. The code for this is </w:t>
+      </w:r>
+      <w:r>
+        <w:rPr>
+          <w:lang w:val="en-US"/>
+        </w:rPr>
+        <w:t xml:space="preserve">provided on the Setup page of the workshop website (link provided in the </w:t>
+      </w:r>
+      <w:r>
+        <w:t>email</w:t>
+      </w:r>
+      <w:r>
+        <w:rPr>
+          <w:lang w:val="en-US"/>
+        </w:rPr>
+        <w:t xml:space="preserve"> prior to the first day of the workshop) and also in the `Setup.R` file provided on the workshop GitHub, which you have just downloaded</w:t>
+      </w:r>
+      <w:r>
+        <w:t xml:space="preserve"> in previous steps.</w:t>
+      </w:r>
+    </w:p>
+    <w:p/>
+    <w:p/>
     <w:sectPr>
+      <w:headerReference w:type="default" r:id="rId12"/>
+      <w:footerReference w:type="default" r:id="rId13"/>
       <w:pgSz w:w="12240" w:h="15840"/>
       <w:pgMar w:top="1440" w:right="1440" w:bottom="1440" w:left="1440" w:header="708" w:footer="708" w:gutter="0"/>
-      <w:cols w:space="708"/>
-      <w:docGrid w:linePitch="360"/>
+      <w:cols w:space="720"/>
     </w:sectPr>
   </w:body>
 </w:document>
 </file>
 
+<file path=word/footer1.xml><?xml version="1.0" encoding="utf-8"?>
+<w:ftr xmlns:wpc="http://schemas.microsoft.com/office/word/2010/wordprocessingCanvas" xmlns:cx="http://schemas.microsoft.com/office/drawing/2014/chartex" xmlns:cx1="http://schemas.microsoft.com/office/drawing/2015/9/8/chartex" xmlns:cx2="http://schemas.microsoft.com/office/drawing/2015/10/21/chartex" xmlns:cx3="http://schemas.microsoft.com/office/drawing/2016/5/9/chartex" xmlns:cx4="http://schemas.microsoft.com/office/drawing/2016/5/10/chartex" xmlns:cx5="http://schemas.microsoft.com/office/drawing/2016/5/11/chartex" xmlns:cx6="http://schemas.microsoft.com/office/drawing/2016/5/12/chartex" xmlns:cx7="http://schemas.microsoft.com/office/drawing/2016/5/13/chartex" xmlns:cx8="http://schemas.microsoft.com/office/drawing/2016/5/14/chartex" xmlns:mc="http://schemas.openxmlformats.org/markup-compatibility/2006" xmlns:aink="http://schemas.microsoft.com/office/drawing/2016/ink" xmlns:am3d="http://schemas.microsoft.com/office/drawing/2017/model3d" xmlns:o="urn:schemas-microsoft-com:office:office" xmlns:oel="http://schemas.microsoft.com/office/2019/extlst" xmlns:r="http://schemas.openxmlformats.org/officeDocument/2006/relationships" xmlns:m="http://schemas.openxmlformats.org/officeDocument/2006/math" xmlns:v="urn:schemas-microsoft-com:vml" xmlns:wp14="http://schemas.microsoft.com/office/word/2010/wordprocessingDrawing" xmlns:wp="http://schemas.openxmlformats.org/drawingml/2006/wordprocessingDrawing" xmlns:w10="urn:schemas-microsoft-com:office:word" xmlns:w="http://schemas.openxmlformats.org/wordprocessingml/2006/main" xmlns:w14="http://schemas.microsoft.com/office/word/2010/wordml" xmlns:w15="http://schemas.microsoft.com/office/word/2012/wordml" xmlns:w16cex="http://schemas.microsoft.com/office/word/2018/wordml/cex" xmlns:w16cid="http://schemas.microsoft.com/office/word/2016/wordml/cid" xmlns:w16="http://schemas.microsoft.com/office/word/2018/wordml" xmlns:w16du="http://schemas.microsoft.com/office/word/2023/wordml/word16du" xmlns:w16sdtdh="http://schemas.microsoft.com/office/word/2020/wordml/sdtdatahash" xmlns:w16sdtfl="http://schemas.microsoft.com/office/word/2024/wordml/sdtformatlock" xmlns:w16se="http://schemas.microsoft.com/office/word/2015/wordml/symex" xmlns:wpg="http://schemas.microsoft.com/office/word/2010/wordprocessingGroup" xmlns:wpi="http://schemas.microsoft.com/office/word/2010/wordprocessingInk" xmlns:wne="http://schemas.microsoft.com/office/word/2006/wordml" xmlns:wps="http://schemas.microsoft.com/office/word/2010/wordprocessingShape" mc:Ignorable="w14 w15 w16se w16cid w16 w16cex w16sdtdh w16sdtfl w16du wp14">
+  <w:p>
+    <w:pPr>
+      <w:pStyle w:val="HeaderFooter"/>
+    </w:pPr>
+  </w:p>
+</w:ftr>
+</file>
+
+<file path=word/header1.xml><?xml version="1.0" encoding="utf-8"?>
+<w:hdr xmlns:wpc="http://schemas.microsoft.com/office/word/2010/wordprocessingCanvas" xmlns:cx="http://schemas.microsoft.com/office/drawing/2014/chartex" xmlns:cx1="http://schemas.microsoft.com/office/drawing/2015/9/8/chartex" xmlns:cx2="http://schemas.microsoft.com/office/drawing/2015/10/21/chartex" xmlns:cx3="http://schemas.microsoft.com/office/drawing/2016/5/9/chartex" xmlns:cx4="http://schemas.microsoft.com/office/drawing/2016/5/10/chartex" xmlns:cx5="http://schemas.microsoft.com/office/drawing/2016/5/11/chartex" xmlns:cx6="http://schemas.microsoft.com/office/drawing/2016/5/12/chartex" xmlns:cx7="http://schemas.microsoft.com/office/drawing/2016/5/13/chartex" xmlns:cx8="http://schemas.microsoft.com/office/drawing/2016/5/14/chartex" xmlns:mc="http://schemas.openxmlformats.org/markup-compatibility/2006" xmlns:aink="http://schemas.microsoft.com/office/drawing/2016/ink" xmlns:am3d="http://schemas.microsoft.com/office/drawing/2017/model3d" xmlns:o="urn:schemas-microsoft-com:office:office" xmlns:oel="http://schemas.microsoft.com/office/2019/extlst" xmlns:r="http://schemas.openxmlformats.org/officeDocument/2006/relationships" xmlns:m="http://schemas.openxmlformats.org/officeDocument/2006/math" xmlns:v="urn:schemas-microsoft-com:vml" xmlns:wp14="http://schemas.microsoft.com/office/word/2010/wordprocessingDrawing" xmlns:wp="http://schemas.openxmlformats.org/drawingml/2006/wordprocessingDrawing" xmlns:w10="urn:schemas-microsoft-com:office:word" xmlns:w="http://schemas.openxmlformats.org/wordprocessingml/2006/main" xmlns:w14="http://schemas.microsoft.com/office/word/2010/wordml" xmlns:w15="http://schemas.microsoft.com/office/word/2012/wordml" xmlns:w16cex="http://schemas.microsoft.com/office/word/2018/wordml/cex" xmlns:w16cid="http://schemas.microsoft.com/office/word/2016/wordml/cid" xmlns:w16="http://schemas.microsoft.com/office/word/2018/wordml" xmlns:w16du="http://schemas.microsoft.com/office/word/2023/wordml/word16du" xmlns:w16sdtdh="http://schemas.microsoft.com/office/word/2020/wordml/sdtdatahash" xmlns:w16sdtfl="http://schemas.microsoft.com/office/word/2024/wordml/sdtformatlock" xmlns:w16se="http://schemas.microsoft.com/office/word/2015/wordml/symex" xmlns:wpg="http://schemas.microsoft.com/office/word/2010/wordprocessingGroup" xmlns:wpi="http://schemas.microsoft.com/office/word/2010/wordprocessingInk" xmlns:wne="http://schemas.microsoft.com/office/word/2006/wordml" xmlns:wps="http://schemas.microsoft.com/office/word/2010/wordprocessingShape" mc:Ignorable="w14 w15 w16se w16cid w16 w16cex w16sdtdh w16sdtfl w16du wp14">
+  <w:p>
+    <w:pPr>
+      <w:pStyle w:val="HeaderFooter"/>
+    </w:pPr>
+  </w:p>
+</w:hdr>
+</file>
+
 <file path=word/numbering.xml><?xml version="1.0" encoding="utf-8"?>
-<w:numbering xmlns:wpc="http://schemas.microsoft.com/office/word/2010/wordprocessingCanvas" xmlns:cx="http://schemas.microsoft.com/office/drawing/2014/chartex" xmlns:cx1="http://schemas.microsoft.com/office/drawing/2015/9/8/chartex" xmlns:cx2="http://schemas.microsoft.com/office/drawing/2015/10/21/chartex" xmlns:cx3="http://schemas.microsoft.com/office/drawing/2016/5/9/chartex" xmlns:cx4="http://schemas.microsoft.com/office/drawing/2016/5/10/chartex" xmlns:cx5="http://schemas.microsoft.com/office/drawing/2016/5/11/chartex" xmlns:cx6="http://schemas.microsoft.com/office/drawing/2016/5/12/chartex" xmlns:cx7="http://schemas.microsoft.com/office/drawing/2016/5/13/chartex" xmlns:cx8="http://schemas.microsoft.com/office/drawing/2016/5/14/chartex" xmlns:mc="http://schemas.openxmlformats.org/markup-compatibility/2006" xmlns:aink="http://schemas.microsoft.com/office/drawing/2016/ink" xmlns:am3d="http://schemas.microsoft.com/office/drawing/2017/model3d" xmlns:o="urn:schemas-microsoft-com:office:office" xmlns:oel="http://schemas.microsoft.com/office/2019/extlst" xmlns:r="http://schemas.openxmlformats.org/officeDocument/2006/relationships" xmlns:m="http://schemas.openxmlformats.org/officeDocument/2006/math" xmlns:v="urn:schemas-microsoft-com:vml" xmlns:wp14="http://schemas.microsoft.com/office/word/2010/wordprocessingDrawing" xmlns:wp="http://schemas.openxmlformats.org/drawingml/2006/wordprocessingDrawing" xmlns:w10="urn:schemas-microsoft-com:office:word" xmlns:w="http://schemas.openxmlformats.org/wordprocessingml/2006/main" xmlns:w14="http://schemas.microsoft.com/office/word/2010/wordml" xmlns:w15="http://schemas.microsoft.com/office/word/2012/wordml" xmlns:w16cex="http://schemas.microsoft.com/office/word/2018/wordml/cex" xmlns:w16cid="http://schemas.microsoft.com/office/word/2016/wordml/cid" xmlns:w16="http://schemas.microsoft.com/office/word/2018/wordml" xmlns:w16sdtdh="http://schemas.microsoft.com/office/word/2020/wordml/sdtdatahash" xmlns:w16se="http://schemas.microsoft.com/office/word/2015/wordml/symex" xmlns:wpg="http://schemas.microsoft.com/office/word/2010/wordprocessingGroup" xmlns:wpi="http://schemas.microsoft.com/office/word/2010/wordprocessingInk" xmlns:wne="http://schemas.microsoft.com/office/word/2006/wordml" xmlns:wps="http://schemas.microsoft.com/office/word/2010/wordprocessingShape" mc:Ignorable="w14 w15 w16se w16cid w16 w16cex w16sdtdh wp14">
+<w:numbering xmlns:wpc="http://schemas.microsoft.com/office/word/2010/wordprocessingCanvas" xmlns:cx="http://schemas.microsoft.com/office/drawing/2014/chartex" xmlns:cx1="http://schemas.microsoft.com/office/drawing/2015/9/8/chartex" xmlns:cx2="http://schemas.microsoft.com/office/drawing/2015/10/21/chartex" xmlns:cx3="http://schemas.microsoft.com/office/drawing/2016/5/9/chartex" xmlns:cx4="http://schemas.microsoft.com/office/drawing/2016/5/10/chartex" xmlns:cx5="http://schemas.microsoft.com/office/drawing/2016/5/11/chartex" xmlns:cx6="http://schemas.microsoft.com/office/drawing/2016/5/12/chartex" xmlns:cx7="http://schemas.microsoft.com/office/drawing/2016/5/13/chartex" xmlns:cx8="http://schemas.microsoft.com/office/drawing/2016/5/14/chartex" xmlns:mc="http://schemas.openxmlformats.org/markup-compatibility/2006" xmlns:aink="http://schemas.microsoft.com/office/drawing/2016/ink" xmlns:am3d="http://schemas.microsoft.com/office/drawing/2017/model3d" xmlns:o="urn:schemas-microsoft-com:office:office" xmlns:oel="http://schemas.microsoft.com/office/2019/extlst" xmlns:r="http://schemas.openxmlformats.org/officeDocument/2006/relationships" xmlns:m="http://schemas.openxmlformats.org/officeDocument/2006/math" xmlns:v="urn:schemas-microsoft-com:vml" xmlns:wp14="http://schemas.microsoft.com/office/word/2010/wordprocessingDrawing" xmlns:wp="http://schemas.openxmlformats.org/drawingml/2006/wordprocessingDrawing" xmlns:w10="urn:schemas-microsoft-com:office:word" xmlns:w="http://schemas.openxmlformats.org/wordprocessingml/2006/main" xmlns:w14="http://schemas.microsoft.com/office/word/2010/wordml" xmlns:w15="http://schemas.microsoft.com/office/word/2012/wordml" xmlns:w16cex="http://schemas.microsoft.com/office/word/2018/wordml/cex" xmlns:w16cid="http://schemas.microsoft.com/office/word/2016/wordml/cid" xmlns:w16="http://schemas.microsoft.com/office/word/2018/wordml" xmlns:w16du="http://schemas.microsoft.com/office/word/2023/wordml/word16du" xmlns:w16sdtdh="http://schemas.microsoft.com/office/word/2020/wordml/sdtdatahash" xmlns:w16sdtfl="http://schemas.microsoft.com/office/word/2024/wordml/sdtformatlock" xmlns:w16se="http://schemas.microsoft.com/office/word/2015/wordml/symex" xmlns:wpg="http://schemas.microsoft.com/office/word/2010/wordprocessingGroup" xmlns:wpi="http://schemas.microsoft.com/office/word/2010/wordprocessingInk" xmlns:wne="http://schemas.microsoft.com/office/word/2006/wordml" xmlns:wps="http://schemas.microsoft.com/office/word/2010/wordprocessingShape" mc:Ignorable="w14 w15 w16se w16cid w16 w16cex w16sdtdh w16sdtfl w16du wp14">
   <w:abstractNum w:abstractNumId="0" w15:restartNumberingAfterBreak="0">
     <w:nsid w:val="011941B5"/>
     <w:multiLevelType w:val="hybridMultilevel"/>
@@ -1902,6 +1279,468 @@
     </w:lvl>
   </w:abstractNum>
   <w:abstractNum w:abstractNumId="3" w15:restartNumberingAfterBreak="0">
+    <w:nsid w:val="0BCE7FA9"/>
+    <w:multiLevelType w:val="hybridMultilevel"/>
+    <w:tmpl w:val="9FA0310E"/>
+    <w:styleLink w:val="ImportedStyle2"/>
+    <w:lvl w:ilvl="0" w:tplc="6772FB02">
+      <w:start w:val="1"/>
+      <w:numFmt w:val="decimal"/>
+      <w:lvlText w:val="%1."/>
+      <w:lvlJc w:val="left"/>
+      <w:pPr>
+        <w:ind w:left="720" w:hanging="360"/>
+      </w:pPr>
+      <w:rPr>
+        <w:rFonts w:hAnsi="Arial Unicode MS"/>
+        <w:caps w:val="0"/>
+        <w:smallCaps w:val="0"/>
+        <w:strike w:val="0"/>
+        <w:dstrike w:val="0"/>
+        <w:outline w:val="0"/>
+        <w:emboss w:val="0"/>
+        <w:imprint w:val="0"/>
+        <w:spacing w:val="0"/>
+        <w:w w:val="100"/>
+        <w:kern w:val="0"/>
+        <w:position w:val="0"/>
+        <w:highlight w:val="none"/>
+        <w:vertAlign w:val="baseline"/>
+      </w:rPr>
+    </w:lvl>
+    <w:lvl w:ilvl="1" w:tplc="3306FBEC">
+      <w:start w:val="1"/>
+      <w:numFmt w:val="lowerLetter"/>
+      <w:lvlText w:val="%2."/>
+      <w:lvlJc w:val="left"/>
+      <w:pPr>
+        <w:ind w:left="1440" w:hanging="360"/>
+      </w:pPr>
+      <w:rPr>
+        <w:rFonts w:hAnsi="Arial Unicode MS"/>
+        <w:caps w:val="0"/>
+        <w:smallCaps w:val="0"/>
+        <w:strike w:val="0"/>
+        <w:dstrike w:val="0"/>
+        <w:outline w:val="0"/>
+        <w:emboss w:val="0"/>
+        <w:imprint w:val="0"/>
+        <w:spacing w:val="0"/>
+        <w:w w:val="100"/>
+        <w:kern w:val="0"/>
+        <w:position w:val="0"/>
+        <w:highlight w:val="none"/>
+        <w:vertAlign w:val="baseline"/>
+      </w:rPr>
+    </w:lvl>
+    <w:lvl w:ilvl="2" w:tplc="45F64C60">
+      <w:start w:val="1"/>
+      <w:numFmt w:val="lowerRoman"/>
+      <w:lvlText w:val="%3."/>
+      <w:lvlJc w:val="left"/>
+      <w:pPr>
+        <w:ind w:left="2160" w:hanging="292"/>
+      </w:pPr>
+      <w:rPr>
+        <w:rFonts w:hAnsi="Arial Unicode MS"/>
+        <w:caps w:val="0"/>
+        <w:smallCaps w:val="0"/>
+        <w:strike w:val="0"/>
+        <w:dstrike w:val="0"/>
+        <w:outline w:val="0"/>
+        <w:emboss w:val="0"/>
+        <w:imprint w:val="0"/>
+        <w:spacing w:val="0"/>
+        <w:w w:val="100"/>
+        <w:kern w:val="0"/>
+        <w:position w:val="0"/>
+        <w:highlight w:val="none"/>
+        <w:vertAlign w:val="baseline"/>
+      </w:rPr>
+    </w:lvl>
+    <w:lvl w:ilvl="3" w:tplc="93BE43EC">
+      <w:start w:val="1"/>
+      <w:numFmt w:val="decimal"/>
+      <w:lvlText w:val="%4."/>
+      <w:lvlJc w:val="left"/>
+      <w:pPr>
+        <w:ind w:left="2880" w:hanging="360"/>
+      </w:pPr>
+      <w:rPr>
+        <w:rFonts w:hAnsi="Arial Unicode MS"/>
+        <w:caps w:val="0"/>
+        <w:smallCaps w:val="0"/>
+        <w:strike w:val="0"/>
+        <w:dstrike w:val="0"/>
+        <w:outline w:val="0"/>
+        <w:emboss w:val="0"/>
+        <w:imprint w:val="0"/>
+        <w:spacing w:val="0"/>
+        <w:w w:val="100"/>
+        <w:kern w:val="0"/>
+        <w:position w:val="0"/>
+        <w:highlight w:val="none"/>
+        <w:vertAlign w:val="baseline"/>
+      </w:rPr>
+    </w:lvl>
+    <w:lvl w:ilvl="4" w:tplc="0854D470">
+      <w:start w:val="1"/>
+      <w:numFmt w:val="lowerLetter"/>
+      <w:lvlText w:val="%5."/>
+      <w:lvlJc w:val="left"/>
+      <w:pPr>
+        <w:ind w:left="3600" w:hanging="360"/>
+      </w:pPr>
+      <w:rPr>
+        <w:rFonts w:hAnsi="Arial Unicode MS"/>
+        <w:caps w:val="0"/>
+        <w:smallCaps w:val="0"/>
+        <w:strike w:val="0"/>
+        <w:dstrike w:val="0"/>
+        <w:outline w:val="0"/>
+        <w:emboss w:val="0"/>
+        <w:imprint w:val="0"/>
+        <w:spacing w:val="0"/>
+        <w:w w:val="100"/>
+        <w:kern w:val="0"/>
+        <w:position w:val="0"/>
+        <w:highlight w:val="none"/>
+        <w:vertAlign w:val="baseline"/>
+      </w:rPr>
+    </w:lvl>
+    <w:lvl w:ilvl="5" w:tplc="5A387F9E">
+      <w:start w:val="1"/>
+      <w:numFmt w:val="lowerRoman"/>
+      <w:lvlText w:val="%6."/>
+      <w:lvlJc w:val="left"/>
+      <w:pPr>
+        <w:ind w:left="4320" w:hanging="292"/>
+      </w:pPr>
+      <w:rPr>
+        <w:rFonts w:hAnsi="Arial Unicode MS"/>
+        <w:caps w:val="0"/>
+        <w:smallCaps w:val="0"/>
+        <w:strike w:val="0"/>
+        <w:dstrike w:val="0"/>
+        <w:outline w:val="0"/>
+        <w:emboss w:val="0"/>
+        <w:imprint w:val="0"/>
+        <w:spacing w:val="0"/>
+        <w:w w:val="100"/>
+        <w:kern w:val="0"/>
+        <w:position w:val="0"/>
+        <w:highlight w:val="none"/>
+        <w:vertAlign w:val="baseline"/>
+      </w:rPr>
+    </w:lvl>
+    <w:lvl w:ilvl="6" w:tplc="778216A0">
+      <w:start w:val="1"/>
+      <w:numFmt w:val="decimal"/>
+      <w:lvlText w:val="%7."/>
+      <w:lvlJc w:val="left"/>
+      <w:pPr>
+        <w:ind w:left="5040" w:hanging="360"/>
+      </w:pPr>
+      <w:rPr>
+        <w:rFonts w:hAnsi="Arial Unicode MS"/>
+        <w:caps w:val="0"/>
+        <w:smallCaps w:val="0"/>
+        <w:strike w:val="0"/>
+        <w:dstrike w:val="0"/>
+        <w:outline w:val="0"/>
+        <w:emboss w:val="0"/>
+        <w:imprint w:val="0"/>
+        <w:spacing w:val="0"/>
+        <w:w w:val="100"/>
+        <w:kern w:val="0"/>
+        <w:position w:val="0"/>
+        <w:highlight w:val="none"/>
+        <w:vertAlign w:val="baseline"/>
+      </w:rPr>
+    </w:lvl>
+    <w:lvl w:ilvl="7" w:tplc="55AAC58E">
+      <w:start w:val="1"/>
+      <w:numFmt w:val="lowerLetter"/>
+      <w:lvlText w:val="%8."/>
+      <w:lvlJc w:val="left"/>
+      <w:pPr>
+        <w:ind w:left="5760" w:hanging="360"/>
+      </w:pPr>
+      <w:rPr>
+        <w:rFonts w:hAnsi="Arial Unicode MS"/>
+        <w:caps w:val="0"/>
+        <w:smallCaps w:val="0"/>
+        <w:strike w:val="0"/>
+        <w:dstrike w:val="0"/>
+        <w:outline w:val="0"/>
+        <w:emboss w:val="0"/>
+        <w:imprint w:val="0"/>
+        <w:spacing w:val="0"/>
+        <w:w w:val="100"/>
+        <w:kern w:val="0"/>
+        <w:position w:val="0"/>
+        <w:highlight w:val="none"/>
+        <w:vertAlign w:val="baseline"/>
+      </w:rPr>
+    </w:lvl>
+    <w:lvl w:ilvl="8" w:tplc="93408450">
+      <w:start w:val="1"/>
+      <w:numFmt w:val="lowerRoman"/>
+      <w:lvlText w:val="%9."/>
+      <w:lvlJc w:val="left"/>
+      <w:pPr>
+        <w:ind w:left="6480" w:hanging="292"/>
+      </w:pPr>
+      <w:rPr>
+        <w:rFonts w:hAnsi="Arial Unicode MS"/>
+        <w:caps w:val="0"/>
+        <w:smallCaps w:val="0"/>
+        <w:strike w:val="0"/>
+        <w:dstrike w:val="0"/>
+        <w:outline w:val="0"/>
+        <w:emboss w:val="0"/>
+        <w:imprint w:val="0"/>
+        <w:spacing w:val="0"/>
+        <w:w w:val="100"/>
+        <w:kern w:val="0"/>
+        <w:position w:val="0"/>
+        <w:highlight w:val="none"/>
+        <w:vertAlign w:val="baseline"/>
+      </w:rPr>
+    </w:lvl>
+  </w:abstractNum>
+  <w:abstractNum w:abstractNumId="4" w15:restartNumberingAfterBreak="0">
+    <w:nsid w:val="18DE264C"/>
+    <w:multiLevelType w:val="hybridMultilevel"/>
+    <w:tmpl w:val="FC20EB5C"/>
+    <w:styleLink w:val="ImportedStyle4"/>
+    <w:lvl w:ilvl="0" w:tplc="EBF6BF66">
+      <w:start w:val="1"/>
+      <w:numFmt w:val="decimal"/>
+      <w:lvlText w:val="%1."/>
+      <w:lvlJc w:val="left"/>
+      <w:pPr>
+        <w:ind w:left="720" w:hanging="360"/>
+      </w:pPr>
+      <w:rPr>
+        <w:rFonts w:hAnsi="Arial Unicode MS"/>
+        <w:caps w:val="0"/>
+        <w:smallCaps w:val="0"/>
+        <w:strike w:val="0"/>
+        <w:dstrike w:val="0"/>
+        <w:outline w:val="0"/>
+        <w:emboss w:val="0"/>
+        <w:imprint w:val="0"/>
+        <w:spacing w:val="0"/>
+        <w:w w:val="100"/>
+        <w:kern w:val="0"/>
+        <w:position w:val="0"/>
+        <w:highlight w:val="none"/>
+        <w:vertAlign w:val="baseline"/>
+      </w:rPr>
+    </w:lvl>
+    <w:lvl w:ilvl="1" w:tplc="2C0E9DA4">
+      <w:start w:val="1"/>
+      <w:numFmt w:val="lowerLetter"/>
+      <w:lvlText w:val="%2."/>
+      <w:lvlJc w:val="left"/>
+      <w:pPr>
+        <w:ind w:left="1440" w:hanging="360"/>
+      </w:pPr>
+      <w:rPr>
+        <w:rFonts w:hAnsi="Arial Unicode MS"/>
+        <w:caps w:val="0"/>
+        <w:smallCaps w:val="0"/>
+        <w:strike w:val="0"/>
+        <w:dstrike w:val="0"/>
+        <w:outline w:val="0"/>
+        <w:emboss w:val="0"/>
+        <w:imprint w:val="0"/>
+        <w:spacing w:val="0"/>
+        <w:w w:val="100"/>
+        <w:kern w:val="0"/>
+        <w:position w:val="0"/>
+        <w:highlight w:val="none"/>
+        <w:vertAlign w:val="baseline"/>
+      </w:rPr>
+    </w:lvl>
+    <w:lvl w:ilvl="2" w:tplc="24A2C9B2">
+      <w:start w:val="1"/>
+      <w:numFmt w:val="lowerRoman"/>
+      <w:lvlText w:val="%3."/>
+      <w:lvlJc w:val="left"/>
+      <w:pPr>
+        <w:ind w:left="2160" w:hanging="292"/>
+      </w:pPr>
+      <w:rPr>
+        <w:rFonts w:hAnsi="Arial Unicode MS"/>
+        <w:caps w:val="0"/>
+        <w:smallCaps w:val="0"/>
+        <w:strike w:val="0"/>
+        <w:dstrike w:val="0"/>
+        <w:outline w:val="0"/>
+        <w:emboss w:val="0"/>
+        <w:imprint w:val="0"/>
+        <w:spacing w:val="0"/>
+        <w:w w:val="100"/>
+        <w:kern w:val="0"/>
+        <w:position w:val="0"/>
+        <w:highlight w:val="none"/>
+        <w:vertAlign w:val="baseline"/>
+      </w:rPr>
+    </w:lvl>
+    <w:lvl w:ilvl="3" w:tplc="2C7630A2">
+      <w:start w:val="1"/>
+      <w:numFmt w:val="decimal"/>
+      <w:lvlText w:val="%4."/>
+      <w:lvlJc w:val="left"/>
+      <w:pPr>
+        <w:ind w:left="2880" w:hanging="360"/>
+      </w:pPr>
+      <w:rPr>
+        <w:rFonts w:hAnsi="Arial Unicode MS"/>
+        <w:caps w:val="0"/>
+        <w:smallCaps w:val="0"/>
+        <w:strike w:val="0"/>
+        <w:dstrike w:val="0"/>
+        <w:outline w:val="0"/>
+        <w:emboss w:val="0"/>
+        <w:imprint w:val="0"/>
+        <w:spacing w:val="0"/>
+        <w:w w:val="100"/>
+        <w:kern w:val="0"/>
+        <w:position w:val="0"/>
+        <w:highlight w:val="none"/>
+        <w:vertAlign w:val="baseline"/>
+      </w:rPr>
+    </w:lvl>
+    <w:lvl w:ilvl="4" w:tplc="44B6466C">
+      <w:start w:val="1"/>
+      <w:numFmt w:val="lowerLetter"/>
+      <w:lvlText w:val="%5."/>
+      <w:lvlJc w:val="left"/>
+      <w:pPr>
+        <w:ind w:left="3600" w:hanging="360"/>
+      </w:pPr>
+      <w:rPr>
+        <w:rFonts w:hAnsi="Arial Unicode MS"/>
+        <w:caps w:val="0"/>
+        <w:smallCaps w:val="0"/>
+        <w:strike w:val="0"/>
+        <w:dstrike w:val="0"/>
+        <w:outline w:val="0"/>
+        <w:emboss w:val="0"/>
+        <w:imprint w:val="0"/>
+        <w:spacing w:val="0"/>
+        <w:w w:val="100"/>
+        <w:kern w:val="0"/>
+        <w:position w:val="0"/>
+        <w:highlight w:val="none"/>
+        <w:vertAlign w:val="baseline"/>
+      </w:rPr>
+    </w:lvl>
+    <w:lvl w:ilvl="5" w:tplc="0D7CA2EA">
+      <w:start w:val="1"/>
+      <w:numFmt w:val="lowerRoman"/>
+      <w:lvlText w:val="%6."/>
+      <w:lvlJc w:val="left"/>
+      <w:pPr>
+        <w:ind w:left="4320" w:hanging="292"/>
+      </w:pPr>
+      <w:rPr>
+        <w:rFonts w:hAnsi="Arial Unicode MS"/>
+        <w:caps w:val="0"/>
+        <w:smallCaps w:val="0"/>
+        <w:strike w:val="0"/>
+        <w:dstrike w:val="0"/>
+        <w:outline w:val="0"/>
+        <w:emboss w:val="0"/>
+        <w:imprint w:val="0"/>
+        <w:spacing w:val="0"/>
+        <w:w w:val="100"/>
+        <w:kern w:val="0"/>
+        <w:position w:val="0"/>
+        <w:highlight w:val="none"/>
+        <w:vertAlign w:val="baseline"/>
+      </w:rPr>
+    </w:lvl>
+    <w:lvl w:ilvl="6" w:tplc="615CA202">
+      <w:start w:val="1"/>
+      <w:numFmt w:val="decimal"/>
+      <w:lvlText w:val="%7."/>
+      <w:lvlJc w:val="left"/>
+      <w:pPr>
+        <w:ind w:left="5040" w:hanging="360"/>
+      </w:pPr>
+      <w:rPr>
+        <w:rFonts w:hAnsi="Arial Unicode MS"/>
+        <w:caps w:val="0"/>
+        <w:smallCaps w:val="0"/>
+        <w:strike w:val="0"/>
+        <w:dstrike w:val="0"/>
+        <w:outline w:val="0"/>
+        <w:emboss w:val="0"/>
+        <w:imprint w:val="0"/>
+        <w:spacing w:val="0"/>
+        <w:w w:val="100"/>
+        <w:kern w:val="0"/>
+        <w:position w:val="0"/>
+        <w:highlight w:val="none"/>
+        <w:vertAlign w:val="baseline"/>
+      </w:rPr>
+    </w:lvl>
+    <w:lvl w:ilvl="7" w:tplc="A91C2118">
+      <w:start w:val="1"/>
+      <w:numFmt w:val="lowerLetter"/>
+      <w:lvlText w:val="%8."/>
+      <w:lvlJc w:val="left"/>
+      <w:pPr>
+        <w:ind w:left="5760" w:hanging="360"/>
+      </w:pPr>
+      <w:rPr>
+        <w:rFonts w:hAnsi="Arial Unicode MS"/>
+        <w:caps w:val="0"/>
+        <w:smallCaps w:val="0"/>
+        <w:strike w:val="0"/>
+        <w:dstrike w:val="0"/>
+        <w:outline w:val="0"/>
+        <w:emboss w:val="0"/>
+        <w:imprint w:val="0"/>
+        <w:spacing w:val="0"/>
+        <w:w w:val="100"/>
+        <w:kern w:val="0"/>
+        <w:position w:val="0"/>
+        <w:highlight w:val="none"/>
+        <w:vertAlign w:val="baseline"/>
+      </w:rPr>
+    </w:lvl>
+    <w:lvl w:ilvl="8" w:tplc="20E456E0">
+      <w:start w:val="1"/>
+      <w:numFmt w:val="lowerRoman"/>
+      <w:lvlText w:val="%9."/>
+      <w:lvlJc w:val="left"/>
+      <w:pPr>
+        <w:ind w:left="6480" w:hanging="292"/>
+      </w:pPr>
+      <w:rPr>
+        <w:rFonts w:hAnsi="Arial Unicode MS"/>
+        <w:caps w:val="0"/>
+        <w:smallCaps w:val="0"/>
+        <w:strike w:val="0"/>
+        <w:dstrike w:val="0"/>
+        <w:outline w:val="0"/>
+        <w:emboss w:val="0"/>
+        <w:imprint w:val="0"/>
+        <w:spacing w:val="0"/>
+        <w:w w:val="100"/>
+        <w:kern w:val="0"/>
+        <w:position w:val="0"/>
+        <w:highlight w:val="none"/>
+        <w:vertAlign w:val="baseline"/>
+      </w:rPr>
+    </w:lvl>
+  </w:abstractNum>
+  <w:abstractNum w:abstractNumId="5" w15:restartNumberingAfterBreak="0">
     <w:nsid w:val="19271370"/>
     <w:multiLevelType w:val="hybridMultilevel"/>
     <w:tmpl w:val="3F94647C"/>
@@ -1990,7 +1829,114 @@
       </w:pPr>
     </w:lvl>
   </w:abstractNum>
-  <w:abstractNum w:abstractNumId="4" w15:restartNumberingAfterBreak="0">
+  <w:abstractNum w:abstractNumId="6" w15:restartNumberingAfterBreak="0">
+    <w:nsid w:val="277B5855"/>
+    <w:multiLevelType w:val="hybridMultilevel"/>
+    <w:tmpl w:val="9FA0310E"/>
+    <w:numStyleLink w:val="ImportedStyle2"/>
+  </w:abstractNum>
+  <w:abstractNum w:abstractNumId="7" w15:restartNumberingAfterBreak="0">
+    <w:nsid w:val="30642A4C"/>
+    <w:multiLevelType w:val="hybridMultilevel"/>
+    <w:tmpl w:val="DCDEED7A"/>
+    <w:lvl w:ilvl="0" w:tplc="097C4448">
+      <w:start w:val="1"/>
+      <w:numFmt w:val="decimal"/>
+      <w:lvlText w:val="%1."/>
+      <w:lvlJc w:val="left"/>
+      <w:pPr>
+        <w:ind w:left="720" w:hanging="360"/>
+      </w:pPr>
+      <w:rPr>
+        <w:rFonts w:hAnsi="Arial Unicode MS" w:hint="default"/>
+        <w:caps w:val="0"/>
+        <w:smallCaps w:val="0"/>
+        <w:strike w:val="0"/>
+        <w:dstrike w:val="0"/>
+        <w:outline w:val="0"/>
+        <w:emboss w:val="0"/>
+        <w:imprint w:val="0"/>
+        <w:spacing w:val="0"/>
+        <w:w w:val="100"/>
+        <w:kern w:val="0"/>
+        <w:position w:val="0"/>
+        <w:vertAlign w:val="baseline"/>
+      </w:rPr>
+    </w:lvl>
+    <w:lvl w:ilvl="1" w:tplc="10090019">
+      <w:start w:val="1"/>
+      <w:numFmt w:val="lowerLetter"/>
+      <w:lvlText w:val="%2."/>
+      <w:lvlJc w:val="left"/>
+      <w:pPr>
+        <w:ind w:left="1440" w:hanging="360"/>
+      </w:pPr>
+    </w:lvl>
+    <w:lvl w:ilvl="2" w:tplc="1009001B" w:tentative="1">
+      <w:start w:val="1"/>
+      <w:numFmt w:val="lowerRoman"/>
+      <w:lvlText w:val="%3."/>
+      <w:lvlJc w:val="right"/>
+      <w:pPr>
+        <w:ind w:left="2160" w:hanging="180"/>
+      </w:pPr>
+    </w:lvl>
+    <w:lvl w:ilvl="3" w:tplc="1009000F" w:tentative="1">
+      <w:start w:val="1"/>
+      <w:numFmt w:val="decimal"/>
+      <w:lvlText w:val="%4."/>
+      <w:lvlJc w:val="left"/>
+      <w:pPr>
+        <w:ind w:left="2880" w:hanging="360"/>
+      </w:pPr>
+    </w:lvl>
+    <w:lvl w:ilvl="4" w:tplc="10090019" w:tentative="1">
+      <w:start w:val="1"/>
+      <w:numFmt w:val="lowerLetter"/>
+      <w:lvlText w:val="%5."/>
+      <w:lvlJc w:val="left"/>
+      <w:pPr>
+        <w:ind w:left="3600" w:hanging="360"/>
+      </w:pPr>
+    </w:lvl>
+    <w:lvl w:ilvl="5" w:tplc="1009001B" w:tentative="1">
+      <w:start w:val="1"/>
+      <w:numFmt w:val="lowerRoman"/>
+      <w:lvlText w:val="%6."/>
+      <w:lvlJc w:val="right"/>
+      <w:pPr>
+        <w:ind w:left="4320" w:hanging="180"/>
+      </w:pPr>
+    </w:lvl>
+    <w:lvl w:ilvl="6" w:tplc="1009000F" w:tentative="1">
+      <w:start w:val="1"/>
+      <w:numFmt w:val="decimal"/>
+      <w:lvlText w:val="%7."/>
+      <w:lvlJc w:val="left"/>
+      <w:pPr>
+        <w:ind w:left="5040" w:hanging="360"/>
+      </w:pPr>
+    </w:lvl>
+    <w:lvl w:ilvl="7" w:tplc="10090019" w:tentative="1">
+      <w:start w:val="1"/>
+      <w:numFmt w:val="lowerLetter"/>
+      <w:lvlText w:val="%8."/>
+      <w:lvlJc w:val="left"/>
+      <w:pPr>
+        <w:ind w:left="5760" w:hanging="360"/>
+      </w:pPr>
+    </w:lvl>
+    <w:lvl w:ilvl="8" w:tplc="1009001B" w:tentative="1">
+      <w:start w:val="1"/>
+      <w:numFmt w:val="lowerRoman"/>
+      <w:lvlText w:val="%9."/>
+      <w:lvlJc w:val="right"/>
+      <w:pPr>
+        <w:ind w:left="6480" w:hanging="180"/>
+      </w:pPr>
+    </w:lvl>
+  </w:abstractNum>
+  <w:abstractNum w:abstractNumId="8" w15:restartNumberingAfterBreak="0">
     <w:nsid w:val="45191245"/>
     <w:multiLevelType w:val="hybridMultilevel"/>
     <w:tmpl w:val="A5E6ED88"/>
@@ -2079,7 +2025,13 @@
       </w:pPr>
     </w:lvl>
   </w:abstractNum>
-  <w:abstractNum w:abstractNumId="5" w15:restartNumberingAfterBreak="0">
+  <w:abstractNum w:abstractNumId="9" w15:restartNumberingAfterBreak="0">
+    <w:nsid w:val="4B7B74B5"/>
+    <w:multiLevelType w:val="hybridMultilevel"/>
+    <w:tmpl w:val="FC20EB5C"/>
+    <w:numStyleLink w:val="ImportedStyle4"/>
+  </w:abstractNum>
+  <w:abstractNum w:abstractNumId="10" w15:restartNumberingAfterBreak="0">
     <w:nsid w:val="60E749AB"/>
     <w:multiLevelType w:val="hybridMultilevel"/>
     <w:tmpl w:val="95684486"/>
@@ -2168,7 +2120,7 @@
       </w:pPr>
     </w:lvl>
   </w:abstractNum>
-  <w:abstractNum w:abstractNumId="6" w15:restartNumberingAfterBreak="0">
+  <w:abstractNum w:abstractNumId="11" w15:restartNumberingAfterBreak="0">
     <w:nsid w:val="61D86F0B"/>
     <w:multiLevelType w:val="hybridMultilevel"/>
     <w:tmpl w:val="86B67D3C"/>
@@ -2254,7 +2206,13 @@
       </w:pPr>
     </w:lvl>
   </w:abstractNum>
-  <w:abstractNum w:abstractNumId="7" w15:restartNumberingAfterBreak="0">
+  <w:abstractNum w:abstractNumId="12" w15:restartNumberingAfterBreak="0">
+    <w:nsid w:val="67CC5666"/>
+    <w:multiLevelType w:val="hybridMultilevel"/>
+    <w:tmpl w:val="DEECA1E4"/>
+    <w:numStyleLink w:val="ImportedStyle1"/>
+  </w:abstractNum>
+  <w:abstractNum w:abstractNumId="13" w15:restartNumberingAfterBreak="0">
     <w:nsid w:val="687B0009"/>
     <w:multiLevelType w:val="hybridMultilevel"/>
     <w:tmpl w:val="29A4F5E0"/>
@@ -2340,7 +2298,7 @@
       </w:pPr>
     </w:lvl>
   </w:abstractNum>
-  <w:abstractNum w:abstractNumId="8" w15:restartNumberingAfterBreak="0">
+  <w:abstractNum w:abstractNumId="14" w15:restartNumberingAfterBreak="0">
     <w:nsid w:val="6A6C6C74"/>
     <w:multiLevelType w:val="hybridMultilevel"/>
     <w:tmpl w:val="F3B038BC"/>
@@ -2426,7 +2384,475 @@
       </w:pPr>
     </w:lvl>
   </w:abstractNum>
-  <w:abstractNum w:abstractNumId="9" w15:restartNumberingAfterBreak="0">
+  <w:abstractNum w:abstractNumId="15" w15:restartNumberingAfterBreak="0">
+    <w:nsid w:val="6A9B146D"/>
+    <w:multiLevelType w:val="hybridMultilevel"/>
+    <w:tmpl w:val="A752A63A"/>
+    <w:styleLink w:val="ImportedStyle3"/>
+    <w:lvl w:ilvl="0" w:tplc="8E46920E">
+      <w:start w:val="1"/>
+      <w:numFmt w:val="decimal"/>
+      <w:lvlText w:val="%1."/>
+      <w:lvlJc w:val="left"/>
+      <w:pPr>
+        <w:ind w:left="720" w:hanging="360"/>
+      </w:pPr>
+      <w:rPr>
+        <w:rFonts w:hAnsi="Arial Unicode MS"/>
+        <w:caps w:val="0"/>
+        <w:smallCaps w:val="0"/>
+        <w:strike w:val="0"/>
+        <w:dstrike w:val="0"/>
+        <w:outline w:val="0"/>
+        <w:emboss w:val="0"/>
+        <w:imprint w:val="0"/>
+        <w:spacing w:val="0"/>
+        <w:w w:val="100"/>
+        <w:kern w:val="0"/>
+        <w:position w:val="0"/>
+        <w:highlight w:val="none"/>
+        <w:vertAlign w:val="baseline"/>
+      </w:rPr>
+    </w:lvl>
+    <w:lvl w:ilvl="1" w:tplc="93164A96">
+      <w:start w:val="1"/>
+      <w:numFmt w:val="lowerLetter"/>
+      <w:lvlText w:val="%2."/>
+      <w:lvlJc w:val="left"/>
+      <w:pPr>
+        <w:ind w:left="1440" w:hanging="360"/>
+      </w:pPr>
+      <w:rPr>
+        <w:rFonts w:hAnsi="Arial Unicode MS"/>
+        <w:caps w:val="0"/>
+        <w:smallCaps w:val="0"/>
+        <w:strike w:val="0"/>
+        <w:dstrike w:val="0"/>
+        <w:outline w:val="0"/>
+        <w:emboss w:val="0"/>
+        <w:imprint w:val="0"/>
+        <w:spacing w:val="0"/>
+        <w:w w:val="100"/>
+        <w:kern w:val="0"/>
+        <w:position w:val="0"/>
+        <w:highlight w:val="none"/>
+        <w:vertAlign w:val="baseline"/>
+      </w:rPr>
+    </w:lvl>
+    <w:lvl w:ilvl="2" w:tplc="BE320BB2">
+      <w:start w:val="1"/>
+      <w:numFmt w:val="lowerRoman"/>
+      <w:lvlText w:val="%3."/>
+      <w:lvlJc w:val="left"/>
+      <w:pPr>
+        <w:ind w:left="2160" w:hanging="292"/>
+      </w:pPr>
+      <w:rPr>
+        <w:rFonts w:hAnsi="Arial Unicode MS"/>
+        <w:caps w:val="0"/>
+        <w:smallCaps w:val="0"/>
+        <w:strike w:val="0"/>
+        <w:dstrike w:val="0"/>
+        <w:outline w:val="0"/>
+        <w:emboss w:val="0"/>
+        <w:imprint w:val="0"/>
+        <w:spacing w:val="0"/>
+        <w:w w:val="100"/>
+        <w:kern w:val="0"/>
+        <w:position w:val="0"/>
+        <w:highlight w:val="none"/>
+        <w:vertAlign w:val="baseline"/>
+      </w:rPr>
+    </w:lvl>
+    <w:lvl w:ilvl="3" w:tplc="F508B71E">
+      <w:start w:val="1"/>
+      <w:numFmt w:val="decimal"/>
+      <w:lvlText w:val="%4."/>
+      <w:lvlJc w:val="left"/>
+      <w:pPr>
+        <w:ind w:left="2880" w:hanging="360"/>
+      </w:pPr>
+      <w:rPr>
+        <w:rFonts w:hAnsi="Arial Unicode MS"/>
+        <w:caps w:val="0"/>
+        <w:smallCaps w:val="0"/>
+        <w:strike w:val="0"/>
+        <w:dstrike w:val="0"/>
+        <w:outline w:val="0"/>
+        <w:emboss w:val="0"/>
+        <w:imprint w:val="0"/>
+        <w:spacing w:val="0"/>
+        <w:w w:val="100"/>
+        <w:kern w:val="0"/>
+        <w:position w:val="0"/>
+        <w:highlight w:val="none"/>
+        <w:vertAlign w:val="baseline"/>
+      </w:rPr>
+    </w:lvl>
+    <w:lvl w:ilvl="4" w:tplc="A8BA6676">
+      <w:start w:val="1"/>
+      <w:numFmt w:val="lowerLetter"/>
+      <w:lvlText w:val="%5."/>
+      <w:lvlJc w:val="left"/>
+      <w:pPr>
+        <w:ind w:left="3600" w:hanging="360"/>
+      </w:pPr>
+      <w:rPr>
+        <w:rFonts w:hAnsi="Arial Unicode MS"/>
+        <w:caps w:val="0"/>
+        <w:smallCaps w:val="0"/>
+        <w:strike w:val="0"/>
+        <w:dstrike w:val="0"/>
+        <w:outline w:val="0"/>
+        <w:emboss w:val="0"/>
+        <w:imprint w:val="0"/>
+        <w:spacing w:val="0"/>
+        <w:w w:val="100"/>
+        <w:kern w:val="0"/>
+        <w:position w:val="0"/>
+        <w:highlight w:val="none"/>
+        <w:vertAlign w:val="baseline"/>
+      </w:rPr>
+    </w:lvl>
+    <w:lvl w:ilvl="5" w:tplc="265AA5E4">
+      <w:start w:val="1"/>
+      <w:numFmt w:val="lowerRoman"/>
+      <w:lvlText w:val="%6."/>
+      <w:lvlJc w:val="left"/>
+      <w:pPr>
+        <w:ind w:left="4320" w:hanging="292"/>
+      </w:pPr>
+      <w:rPr>
+        <w:rFonts w:hAnsi="Arial Unicode MS"/>
+        <w:caps w:val="0"/>
+        <w:smallCaps w:val="0"/>
+        <w:strike w:val="0"/>
+        <w:dstrike w:val="0"/>
+        <w:outline w:val="0"/>
+        <w:emboss w:val="0"/>
+        <w:imprint w:val="0"/>
+        <w:spacing w:val="0"/>
+        <w:w w:val="100"/>
+        <w:kern w:val="0"/>
+        <w:position w:val="0"/>
+        <w:highlight w:val="none"/>
+        <w:vertAlign w:val="baseline"/>
+      </w:rPr>
+    </w:lvl>
+    <w:lvl w:ilvl="6" w:tplc="AAB2152C">
+      <w:start w:val="1"/>
+      <w:numFmt w:val="decimal"/>
+      <w:lvlText w:val="%7."/>
+      <w:lvlJc w:val="left"/>
+      <w:pPr>
+        <w:ind w:left="5040" w:hanging="360"/>
+      </w:pPr>
+      <w:rPr>
+        <w:rFonts w:hAnsi="Arial Unicode MS"/>
+        <w:caps w:val="0"/>
+        <w:smallCaps w:val="0"/>
+        <w:strike w:val="0"/>
+        <w:dstrike w:val="0"/>
+        <w:outline w:val="0"/>
+        <w:emboss w:val="0"/>
+        <w:imprint w:val="0"/>
+        <w:spacing w:val="0"/>
+        <w:w w:val="100"/>
+        <w:kern w:val="0"/>
+        <w:position w:val="0"/>
+        <w:highlight w:val="none"/>
+        <w:vertAlign w:val="baseline"/>
+      </w:rPr>
+    </w:lvl>
+    <w:lvl w:ilvl="7" w:tplc="880CBB72">
+      <w:start w:val="1"/>
+      <w:numFmt w:val="lowerLetter"/>
+      <w:lvlText w:val="%8."/>
+      <w:lvlJc w:val="left"/>
+      <w:pPr>
+        <w:ind w:left="5760" w:hanging="360"/>
+      </w:pPr>
+      <w:rPr>
+        <w:rFonts w:hAnsi="Arial Unicode MS"/>
+        <w:caps w:val="0"/>
+        <w:smallCaps w:val="0"/>
+        <w:strike w:val="0"/>
+        <w:dstrike w:val="0"/>
+        <w:outline w:val="0"/>
+        <w:emboss w:val="0"/>
+        <w:imprint w:val="0"/>
+        <w:spacing w:val="0"/>
+        <w:w w:val="100"/>
+        <w:kern w:val="0"/>
+        <w:position w:val="0"/>
+        <w:highlight w:val="none"/>
+        <w:vertAlign w:val="baseline"/>
+      </w:rPr>
+    </w:lvl>
+    <w:lvl w:ilvl="8" w:tplc="8628121A">
+      <w:start w:val="1"/>
+      <w:numFmt w:val="lowerRoman"/>
+      <w:lvlText w:val="%9."/>
+      <w:lvlJc w:val="left"/>
+      <w:pPr>
+        <w:ind w:left="6480" w:hanging="292"/>
+      </w:pPr>
+      <w:rPr>
+        <w:rFonts w:hAnsi="Arial Unicode MS"/>
+        <w:caps w:val="0"/>
+        <w:smallCaps w:val="0"/>
+        <w:strike w:val="0"/>
+        <w:dstrike w:val="0"/>
+        <w:outline w:val="0"/>
+        <w:emboss w:val="0"/>
+        <w:imprint w:val="0"/>
+        <w:spacing w:val="0"/>
+        <w:w w:val="100"/>
+        <w:kern w:val="0"/>
+        <w:position w:val="0"/>
+        <w:highlight w:val="none"/>
+        <w:vertAlign w:val="baseline"/>
+      </w:rPr>
+    </w:lvl>
+  </w:abstractNum>
+  <w:abstractNum w:abstractNumId="16" w15:restartNumberingAfterBreak="0">
+    <w:nsid w:val="6DAB16C6"/>
+    <w:multiLevelType w:val="hybridMultilevel"/>
+    <w:tmpl w:val="DEECA1E4"/>
+    <w:styleLink w:val="ImportedStyle1"/>
+    <w:lvl w:ilvl="0" w:tplc="303E323A">
+      <w:start w:val="1"/>
+      <w:numFmt w:val="decimal"/>
+      <w:lvlText w:val="%1."/>
+      <w:lvlJc w:val="left"/>
+      <w:pPr>
+        <w:ind w:left="720" w:hanging="360"/>
+      </w:pPr>
+      <w:rPr>
+        <w:rFonts w:hAnsi="Arial Unicode MS"/>
+        <w:caps w:val="0"/>
+        <w:smallCaps w:val="0"/>
+        <w:strike w:val="0"/>
+        <w:dstrike w:val="0"/>
+        <w:outline w:val="0"/>
+        <w:emboss w:val="0"/>
+        <w:imprint w:val="0"/>
+        <w:spacing w:val="0"/>
+        <w:w w:val="100"/>
+        <w:kern w:val="0"/>
+        <w:position w:val="0"/>
+        <w:highlight w:val="none"/>
+        <w:vertAlign w:val="baseline"/>
+      </w:rPr>
+    </w:lvl>
+    <w:lvl w:ilvl="1" w:tplc="3B661C96">
+      <w:start w:val="1"/>
+      <w:numFmt w:val="lowerLetter"/>
+      <w:lvlText w:val="%2."/>
+      <w:lvlJc w:val="left"/>
+      <w:pPr>
+        <w:ind w:left="1440" w:hanging="360"/>
+      </w:pPr>
+      <w:rPr>
+        <w:rFonts w:hAnsi="Arial Unicode MS"/>
+        <w:caps w:val="0"/>
+        <w:smallCaps w:val="0"/>
+        <w:strike w:val="0"/>
+        <w:dstrike w:val="0"/>
+        <w:outline w:val="0"/>
+        <w:emboss w:val="0"/>
+        <w:imprint w:val="0"/>
+        <w:spacing w:val="0"/>
+        <w:w w:val="100"/>
+        <w:kern w:val="0"/>
+        <w:position w:val="0"/>
+        <w:highlight w:val="none"/>
+        <w:vertAlign w:val="baseline"/>
+      </w:rPr>
+    </w:lvl>
+    <w:lvl w:ilvl="2" w:tplc="1B04C468">
+      <w:start w:val="1"/>
+      <w:numFmt w:val="lowerRoman"/>
+      <w:lvlText w:val="%3."/>
+      <w:lvlJc w:val="left"/>
+      <w:pPr>
+        <w:ind w:left="2160" w:hanging="292"/>
+      </w:pPr>
+      <w:rPr>
+        <w:rFonts w:hAnsi="Arial Unicode MS"/>
+        <w:caps w:val="0"/>
+        <w:smallCaps w:val="0"/>
+        <w:strike w:val="0"/>
+        <w:dstrike w:val="0"/>
+        <w:outline w:val="0"/>
+        <w:emboss w:val="0"/>
+        <w:imprint w:val="0"/>
+        <w:spacing w:val="0"/>
+        <w:w w:val="100"/>
+        <w:kern w:val="0"/>
+        <w:position w:val="0"/>
+        <w:highlight w:val="none"/>
+        <w:vertAlign w:val="baseline"/>
+      </w:rPr>
+    </w:lvl>
+    <w:lvl w:ilvl="3" w:tplc="511AD274">
+      <w:start w:val="1"/>
+      <w:numFmt w:val="decimal"/>
+      <w:lvlText w:val="%4."/>
+      <w:lvlJc w:val="left"/>
+      <w:pPr>
+        <w:ind w:left="2880" w:hanging="360"/>
+      </w:pPr>
+      <w:rPr>
+        <w:rFonts w:hAnsi="Arial Unicode MS"/>
+        <w:caps w:val="0"/>
+        <w:smallCaps w:val="0"/>
+        <w:strike w:val="0"/>
+        <w:dstrike w:val="0"/>
+        <w:outline w:val="0"/>
+        <w:emboss w:val="0"/>
+        <w:imprint w:val="0"/>
+        <w:spacing w:val="0"/>
+        <w:w w:val="100"/>
+        <w:kern w:val="0"/>
+        <w:position w:val="0"/>
+        <w:highlight w:val="none"/>
+        <w:vertAlign w:val="baseline"/>
+      </w:rPr>
+    </w:lvl>
+    <w:lvl w:ilvl="4" w:tplc="425C3F54">
+      <w:start w:val="1"/>
+      <w:numFmt w:val="lowerLetter"/>
+      <w:lvlText w:val="%5."/>
+      <w:lvlJc w:val="left"/>
+      <w:pPr>
+        <w:ind w:left="3600" w:hanging="360"/>
+      </w:pPr>
+      <w:rPr>
+        <w:rFonts w:hAnsi="Arial Unicode MS"/>
+        <w:caps w:val="0"/>
+        <w:smallCaps w:val="0"/>
+        <w:strike w:val="0"/>
+        <w:dstrike w:val="0"/>
+        <w:outline w:val="0"/>
+        <w:emboss w:val="0"/>
+        <w:imprint w:val="0"/>
+        <w:spacing w:val="0"/>
+        <w:w w:val="100"/>
+        <w:kern w:val="0"/>
+        <w:position w:val="0"/>
+        <w:highlight w:val="none"/>
+        <w:vertAlign w:val="baseline"/>
+      </w:rPr>
+    </w:lvl>
+    <w:lvl w:ilvl="5" w:tplc="DF58ADCE">
+      <w:start w:val="1"/>
+      <w:numFmt w:val="lowerRoman"/>
+      <w:lvlText w:val="%6."/>
+      <w:lvlJc w:val="left"/>
+      <w:pPr>
+        <w:ind w:left="4320" w:hanging="292"/>
+      </w:pPr>
+      <w:rPr>
+        <w:rFonts w:hAnsi="Arial Unicode MS"/>
+        <w:caps w:val="0"/>
+        <w:smallCaps w:val="0"/>
+        <w:strike w:val="0"/>
+        <w:dstrike w:val="0"/>
+        <w:outline w:val="0"/>
+        <w:emboss w:val="0"/>
+        <w:imprint w:val="0"/>
+        <w:spacing w:val="0"/>
+        <w:w w:val="100"/>
+        <w:kern w:val="0"/>
+        <w:position w:val="0"/>
+        <w:highlight w:val="none"/>
+        <w:vertAlign w:val="baseline"/>
+      </w:rPr>
+    </w:lvl>
+    <w:lvl w:ilvl="6" w:tplc="4ADA16FC">
+      <w:start w:val="1"/>
+      <w:numFmt w:val="decimal"/>
+      <w:lvlText w:val="%7."/>
+      <w:lvlJc w:val="left"/>
+      <w:pPr>
+        <w:ind w:left="5040" w:hanging="360"/>
+      </w:pPr>
+      <w:rPr>
+        <w:rFonts w:hAnsi="Arial Unicode MS"/>
+        <w:caps w:val="0"/>
+        <w:smallCaps w:val="0"/>
+        <w:strike w:val="0"/>
+        <w:dstrike w:val="0"/>
+        <w:outline w:val="0"/>
+        <w:emboss w:val="0"/>
+        <w:imprint w:val="0"/>
+        <w:spacing w:val="0"/>
+        <w:w w:val="100"/>
+        <w:kern w:val="0"/>
+        <w:position w:val="0"/>
+        <w:highlight w:val="none"/>
+        <w:vertAlign w:val="baseline"/>
+      </w:rPr>
+    </w:lvl>
+    <w:lvl w:ilvl="7" w:tplc="1B8C2B92">
+      <w:start w:val="1"/>
+      <w:numFmt w:val="lowerLetter"/>
+      <w:lvlText w:val="%8."/>
+      <w:lvlJc w:val="left"/>
+      <w:pPr>
+        <w:ind w:left="5760" w:hanging="360"/>
+      </w:pPr>
+      <w:rPr>
+        <w:rFonts w:hAnsi="Arial Unicode MS"/>
+        <w:caps w:val="0"/>
+        <w:smallCaps w:val="0"/>
+        <w:strike w:val="0"/>
+        <w:dstrike w:val="0"/>
+        <w:outline w:val="0"/>
+        <w:emboss w:val="0"/>
+        <w:imprint w:val="0"/>
+        <w:spacing w:val="0"/>
+        <w:w w:val="100"/>
+        <w:kern w:val="0"/>
+        <w:position w:val="0"/>
+        <w:highlight w:val="none"/>
+        <w:vertAlign w:val="baseline"/>
+      </w:rPr>
+    </w:lvl>
+    <w:lvl w:ilvl="8" w:tplc="D7603906">
+      <w:start w:val="1"/>
+      <w:numFmt w:val="lowerRoman"/>
+      <w:lvlText w:val="%9."/>
+      <w:lvlJc w:val="left"/>
+      <w:pPr>
+        <w:ind w:left="6480" w:hanging="292"/>
+      </w:pPr>
+      <w:rPr>
+        <w:rFonts w:hAnsi="Arial Unicode MS"/>
+        <w:caps w:val="0"/>
+        <w:smallCaps w:val="0"/>
+        <w:strike w:val="0"/>
+        <w:dstrike w:val="0"/>
+        <w:outline w:val="0"/>
+        <w:emboss w:val="0"/>
+        <w:imprint w:val="0"/>
+        <w:spacing w:val="0"/>
+        <w:w w:val="100"/>
+        <w:kern w:val="0"/>
+        <w:position w:val="0"/>
+        <w:highlight w:val="none"/>
+        <w:vertAlign w:val="baseline"/>
+      </w:rPr>
+    </w:lvl>
+  </w:abstractNum>
+  <w:abstractNum w:abstractNumId="17" w15:restartNumberingAfterBreak="0">
+    <w:nsid w:val="72986F22"/>
+    <w:multiLevelType w:val="hybridMultilevel"/>
+    <w:tmpl w:val="A752A63A"/>
+    <w:numStyleLink w:val="ImportedStyle3"/>
+  </w:abstractNum>
+  <w:abstractNum w:abstractNumId="18" w15:restartNumberingAfterBreak="0">
     <w:nsid w:val="7ACA5CB9"/>
     <w:multiLevelType w:val="hybridMultilevel"/>
     <w:tmpl w:val="04823698"/>
@@ -2519,37 +2945,64 @@
     <w:abstractNumId w:val="0"/>
   </w:num>
   <w:num w:numId="2" w16cid:durableId="295796513">
-    <w:abstractNumId w:val="3"/>
+    <w:abstractNumId w:val="5"/>
   </w:num>
   <w:num w:numId="3" w16cid:durableId="606893783">
     <w:abstractNumId w:val="1"/>
   </w:num>
   <w:num w:numId="4" w16cid:durableId="266742778">
-    <w:abstractNumId w:val="4"/>
+    <w:abstractNumId w:val="8"/>
   </w:num>
   <w:num w:numId="5" w16cid:durableId="1040744091">
-    <w:abstractNumId w:val="7"/>
+    <w:abstractNumId w:val="13"/>
   </w:num>
   <w:num w:numId="6" w16cid:durableId="2032685972">
-    <w:abstractNumId w:val="5"/>
+    <w:abstractNumId w:val="10"/>
   </w:num>
   <w:num w:numId="7" w16cid:durableId="345407433">
-    <w:abstractNumId w:val="8"/>
+    <w:abstractNumId w:val="14"/>
   </w:num>
   <w:num w:numId="8" w16cid:durableId="82142007">
-    <w:abstractNumId w:val="9"/>
+    <w:abstractNumId w:val="18"/>
   </w:num>
   <w:num w:numId="9" w16cid:durableId="1308708155">
-    <w:abstractNumId w:val="6"/>
+    <w:abstractNumId w:val="11"/>
   </w:num>
   <w:num w:numId="10" w16cid:durableId="1199122646">
     <w:abstractNumId w:val="2"/>
+  </w:num>
+  <w:num w:numId="11" w16cid:durableId="2067676407">
+    <w:abstractNumId w:val="16"/>
+  </w:num>
+  <w:num w:numId="12" w16cid:durableId="284116304">
+    <w:abstractNumId w:val="12"/>
+  </w:num>
+  <w:num w:numId="13" w16cid:durableId="1577012390">
+    <w:abstractNumId w:val="3"/>
+  </w:num>
+  <w:num w:numId="14" w16cid:durableId="1754005573">
+    <w:abstractNumId w:val="6"/>
+  </w:num>
+  <w:num w:numId="15" w16cid:durableId="598215419">
+    <w:abstractNumId w:val="15"/>
+  </w:num>
+  <w:num w:numId="16" w16cid:durableId="1133402843">
+    <w:abstractNumId w:val="17"/>
+  </w:num>
+  <w:num w:numId="17" w16cid:durableId="1973435479">
+    <w:abstractNumId w:val="4"/>
+  </w:num>
+  <w:num w:numId="18" w16cid:durableId="256790041">
+    <w:abstractNumId w:val="9"/>
+  </w:num>
+  <w:num w:numId="19" w16cid:durableId="177232549">
+    <w:abstractNumId w:val="7"/>
   </w:num>
 </w:numbering>
 </file>
 
 <file path=word/styles.xml><?xml version="1.0" encoding="utf-8"?>
-<w:styles xmlns:mc="http://schemas.openxmlformats.org/markup-compatibility/2006" xmlns:r="http://schemas.openxmlformats.org/officeDocument/2006/relationships" xmlns:w="http://schemas.openxmlformats.org/wordprocessingml/2006/main" xmlns:w14="http://schemas.microsoft.com/office/word/2010/wordml" xmlns:w15="http://schemas.microsoft.com/office/word/2012/wordml" xmlns:w16cex="http://schemas.microsoft.com/office/word/2018/wordml/cex" xmlns:w16cid="http://schemas.microsoft.com/office/word/2016/wordml/cid" xmlns:w16="http://schemas.microsoft.com/office/word/2018/wordml" xmlns:w16sdtdh="http://schemas.microsoft.com/office/word/2020/wordml/sdtdatahash" xmlns:w16se="http://schemas.microsoft.com/office/word/2015/wordml/symex" mc:Ignorable="w14 w15 w16se w16cid w16 w16cex w16sdtdh">
+<w:styles xmlns:mc="http://schemas.openxmlformats.org/markup-compatibility/2006" xmlns:r="http://schemas.openxmlformats.org/officeDocument/2006/relationships" xmlns:w="http://schemas.openxmlformats.org/wordprocessingml/2006/main" xmlns:w14="http://schemas.microsoft.com/office/word/2010/wordml" xmlns:w15="http://schemas.microsoft.com/office/word/2012/wordml" xmlns:w16cex="http://schemas.microsoft.com/office/word/2018/wordml/cex" xmlns:w16cid="http://schemas.microsoft.com/office/word/2016/wordml/cid" xmlns:w16="http://schemas.microsoft.com/office/word/2018/wordml" xmlns:w16du="http://schemas.microsoft.com/office/word/2023/wordml/word16du" xmlns:w16sdtdh="http://schemas.microsoft.com/office/word/2020/wordml/sdtdatahash" xmlns:w16sdtfl="http://schemas.microsoft.com/office/word/2024/wordml/sdtformatlock" xmlns:w16se="http://schemas.microsoft.com/office/word/2015/wordml/symex" mc:Ignorable="w14 w15 w16se w16cid w16 w16cex w16sdtdh w16sdtfl w16du">
   <w:docDefaults>
     <w:rPrDefault>
       <w:rPr>
@@ -2745,7 +3198,7 @@
     <w:lsdException w:name="Medium Shading 2 Accent 1" w:uiPriority="64"/>
     <w:lsdException w:name="Medium List 1 Accent 1" w:uiPriority="65"/>
     <w:lsdException w:name="Revision" w:semiHidden="1"/>
-    <w:lsdException w:name="List Paragraph" w:uiPriority="34" w:qFormat="1"/>
+    <w:lsdException w:name="List Paragraph" w:uiPriority="0" w:qFormat="1"/>
     <w:lsdException w:name="Quote" w:uiPriority="29" w:qFormat="1"/>
     <w:lsdException w:name="Intense Quote" w:uiPriority="30" w:qFormat="1"/>
     <w:lsdException w:name="Medium List 2 Accent 1" w:uiPriority="66"/>
@@ -3081,7 +3534,6 @@
   <w:style w:type="paragraph" w:styleId="ListParagraph">
     <w:name w:val="List Paragraph"/>
     <w:basedOn w:val="Normal"/>
-    <w:uiPriority w:val="34"/>
     <w:qFormat/>
     <w:rsid w:val="005B3253"/>
     <w:pPr>
@@ -3173,6 +3625,142 @@
       <w:color w:val="954F72" w:themeColor="followedHyperlink"/>
       <w:u w:val="single"/>
     </w:rPr>
+  </w:style>
+  <w:style w:type="paragraph" w:customStyle="1" w:styleId="HeaderFooter">
+    <w:name w:val="Header &amp; Footer"/>
+    <w:rsid w:val="00E65714"/>
+    <w:pPr>
+      <w:pBdr>
+        <w:top w:val="nil"/>
+        <w:left w:val="nil"/>
+        <w:bottom w:val="nil"/>
+        <w:right w:val="nil"/>
+        <w:between w:val="nil"/>
+        <w:bar w:val="nil"/>
+      </w:pBdr>
+      <w:tabs>
+        <w:tab w:val="right" w:pos="9020"/>
+      </w:tabs>
+      <w:spacing w:after="0" w:line="240" w:lineRule="auto"/>
+    </w:pPr>
+    <w:rPr>
+      <w:rFonts w:ascii="Helvetica Neue" w:eastAsia="Arial Unicode MS" w:hAnsi="Helvetica Neue" w:cs="Arial Unicode MS"/>
+      <w:color w:val="000000"/>
+      <w:sz w:val="24"/>
+      <w:szCs w:val="24"/>
+      <w:bdr w:val="nil"/>
+      <w:lang w:eastAsia="en-CA"/>
+      <w14:textOutline w14:w="0" w14:cap="flat" w14:cmpd="sng" w14:algn="ctr">
+        <w14:noFill/>
+        <w14:prstDash w14:val="solid"/>
+        <w14:bevel/>
+      </w14:textOutline>
+    </w:rPr>
+  </w:style>
+  <w:style w:type="paragraph" w:customStyle="1" w:styleId="Heading">
+    <w:name w:val="Heading"/>
+    <w:next w:val="Body"/>
+    <w:rsid w:val="00E65714"/>
+    <w:pPr>
+      <w:keepNext/>
+      <w:keepLines/>
+      <w:pBdr>
+        <w:top w:val="nil"/>
+        <w:left w:val="nil"/>
+        <w:bottom w:val="nil"/>
+        <w:right w:val="nil"/>
+        <w:between w:val="nil"/>
+        <w:bar w:val="nil"/>
+      </w:pBdr>
+      <w:spacing w:before="240" w:after="0"/>
+      <w:outlineLvl w:val="0"/>
+    </w:pPr>
+    <w:rPr>
+      <w:rFonts w:ascii="Calibri Light" w:eastAsia="Arial Unicode MS" w:hAnsi="Calibri Light" w:cs="Arial Unicode MS"/>
+      <w:color w:val="2F5496"/>
+      <w:sz w:val="32"/>
+      <w:szCs w:val="32"/>
+      <w:u w:color="2F5496"/>
+      <w:bdr w:val="nil"/>
+      <w:lang w:val="en-US" w:eastAsia="en-CA"/>
+      <w14:textOutline w14:w="0" w14:cap="flat" w14:cmpd="sng" w14:algn="ctr">
+        <w14:noFill/>
+        <w14:prstDash w14:val="solid"/>
+        <w14:bevel/>
+      </w14:textOutline>
+    </w:rPr>
+  </w:style>
+  <w:style w:type="paragraph" w:customStyle="1" w:styleId="Body">
+    <w:name w:val="Body"/>
+    <w:rsid w:val="00E65714"/>
+    <w:pPr>
+      <w:pBdr>
+        <w:top w:val="nil"/>
+        <w:left w:val="nil"/>
+        <w:bottom w:val="nil"/>
+        <w:right w:val="nil"/>
+        <w:between w:val="nil"/>
+        <w:bar w:val="nil"/>
+      </w:pBdr>
+    </w:pPr>
+    <w:rPr>
+      <w:rFonts w:ascii="Calibri" w:eastAsia="Arial Unicode MS" w:hAnsi="Calibri" w:cs="Arial Unicode MS"/>
+      <w:color w:val="000000"/>
+      <w:u w:color="000000"/>
+      <w:bdr w:val="nil"/>
+      <w:lang w:val="en-US" w:eastAsia="en-CA"/>
+      <w14:textOutline w14:w="0" w14:cap="flat" w14:cmpd="sng" w14:algn="ctr">
+        <w14:noFill/>
+        <w14:prstDash w14:val="solid"/>
+        <w14:bevel/>
+      </w14:textOutline>
+    </w:rPr>
+  </w:style>
+  <w:style w:type="numbering" w:customStyle="1" w:styleId="ImportedStyle1">
+    <w:name w:val="Imported Style 1"/>
+    <w:rsid w:val="00E65714"/>
+    <w:pPr>
+      <w:numPr>
+        <w:numId w:val="11"/>
+      </w:numPr>
+    </w:pPr>
+  </w:style>
+  <w:style w:type="character" w:customStyle="1" w:styleId="Hyperlink0">
+    <w:name w:val="Hyperlink.0"/>
+    <w:basedOn w:val="Hyperlink"/>
+    <w:rsid w:val="00E65714"/>
+    <w:rPr>
+      <w:outline w:val="0"/>
+      <w:color w:val="0563C1"/>
+      <w:u w:val="single" w:color="0563C1"/>
+    </w:rPr>
+  </w:style>
+  <w:style w:type="numbering" w:customStyle="1" w:styleId="ImportedStyle2">
+    <w:name w:val="Imported Style 2"/>
+    <w:rsid w:val="00E65714"/>
+    <w:pPr>
+      <w:numPr>
+        <w:numId w:val="13"/>
+      </w:numPr>
+    </w:pPr>
+  </w:style>
+  <w:style w:type="numbering" w:customStyle="1" w:styleId="ImportedStyle3">
+    <w:name w:val="Imported Style 3"/>
+    <w:rsid w:val="00E65714"/>
+    <w:pPr>
+      <w:numPr>
+        <w:numId w:val="15"/>
+      </w:numPr>
+    </w:pPr>
+  </w:style>
+  <w:style w:type="numbering" w:customStyle="1" w:styleId="ImportedStyle4">
+    <w:name w:val="Imported Style 4"/>
+    <w:rsid w:val="00E65714"/>
+    <w:pPr>
+      <w:numPr>
+        <w:numId w:val="17"/>
+      </w:numPr>
+    </w:pPr>
   </w:style>
 </w:styles>
 </file>
